--- a/New HSSE Management System 2026/Templates/01-DAN-TMP-HSE-000028__Jun_2026_REV01_Method_Statement_Review_Template.docx
+++ b/New HSSE Management System 2026/Templates/01-DAN-TMP-HSE-000028__Jun_2026_REV01_Method_Statement_Review_Template.docx
@@ -31,7 +31,7 @@
               <w:pStyle w:val="NoSpacing"/>
               <w:jc w:val="center"/>
               <w:rPr>
-                <w:rFonts w:ascii="Readex Pro Light" w:hAnsi="Readex Pro Light" w:cs="Readex Pro Light"/>
+                <w:rFonts w:ascii="Tahoma" w:hAnsi="Tahoma" w:cs="Tahoma"/>
                 <w:color w:val="FFFFFF" w:themeColor="background1"/>
                 <w:sz w:val="20"/>
                 <w:szCs w:val="20"/>
@@ -39,7 +39,7 @@
             </w:pPr>
             <w:r>
               <w:rPr>
-                <w:rFonts w:ascii="Readex Pro Light" w:hAnsi="Readex Pro Light" w:cs="Readex Pro Light"/>
+                <w:rFonts w:ascii="Tahoma" w:hAnsi="Tahoma" w:cs="Tahoma"/>
                 <w:color w:val="FFFFFF" w:themeColor="background1"/>
                 <w:sz w:val="20"/>
                 <w:szCs w:val="20"/>
@@ -59,7 +59,7 @@
               <w:pStyle w:val="NoSpacing"/>
               <w:jc w:val="center"/>
               <w:rPr>
-                <w:rFonts w:ascii="Readex Pro Light" w:hAnsi="Readex Pro Light" w:cs="Readex Pro Light"/>
+                <w:rFonts w:ascii="Tahoma" w:hAnsi="Tahoma" w:cs="Tahoma"/>
                 <w:color w:val="FFFFFF" w:themeColor="background1"/>
                 <w:sz w:val="20"/>
                 <w:szCs w:val="20"/>
@@ -67,7 +67,7 @@
             </w:pPr>
             <w:r>
               <w:rPr>
-                <w:rFonts w:ascii="Readex Pro Light" w:hAnsi="Readex Pro Light" w:cs="Readex Pro Light"/>
+                <w:rFonts w:ascii="Tahoma" w:hAnsi="Tahoma" w:cs="Tahoma"/>
                 <w:color w:val="FFFFFF" w:themeColor="background1"/>
                 <w:sz w:val="20"/>
                 <w:szCs w:val="20"/>
@@ -81,7 +81,7 @@
         <w:sdt>
           <w:sdtPr>
             <w:rPr>
-              <w:rFonts w:ascii="Readex Pro Light" w:hAnsi="Readex Pro Light" w:cs="Readex Pro Light"/>
+              <w:rFonts w:ascii="Tahoma" w:hAnsi="Tahoma" w:cs="Tahoma"/>
               <w:sz w:val="20"/>
               <w:szCs w:val="20"/>
             </w:rPr>
@@ -102,7 +102,7 @@
                   <w:pStyle w:val="NoSpacing"/>
                   <w:jc w:val="center"/>
                   <w:rPr>
-                    <w:rFonts w:ascii="Readex Pro Light" w:hAnsi="Readex Pro Light" w:cs="Readex Pro Light"/>
+                    <w:rFonts w:ascii="Tahoma" w:hAnsi="Tahoma" w:cs="Tahoma"/>
                     <w:sz w:val="20"/>
                     <w:szCs w:val="20"/>
                   </w:rPr>
@@ -110,7 +110,7 @@
                 <w:r>
                   <w:rPr>
                     <w:rStyle w:val="PlaceholderText"/>
-                    <w:rFonts w:ascii="Readex Pro Light" w:hAnsi="Readex Pro Light" w:cs="Readex Pro Light"/>
+                    <w:rFonts w:ascii="Tahoma" w:hAnsi="Tahoma" w:cs="Tahoma"/>
                     <w:sz w:val="20"/>
                     <w:szCs w:val="20"/>
                   </w:rPr>
@@ -123,7 +123,7 @@
         <w:sdt>
           <w:sdtPr>
             <w:rPr>
-              <w:rFonts w:ascii="Readex Pro Light" w:hAnsi="Readex Pro Light" w:cs="Readex Pro Light"/>
+              <w:rFonts w:ascii="Tahoma" w:hAnsi="Tahoma" w:cs="Tahoma"/>
               <w:sz w:val="20"/>
               <w:szCs w:val="20"/>
             </w:rPr>
@@ -150,7 +150,7 @@
                   <w:pStyle w:val="NoSpacing"/>
                   <w:jc w:val="center"/>
                   <w:rPr>
-                    <w:rFonts w:ascii="Readex Pro Light" w:hAnsi="Readex Pro Light" w:cs="Readex Pro Light"/>
+                    <w:rFonts w:ascii="Tahoma" w:hAnsi="Tahoma" w:cs="Tahoma"/>
                     <w:sz w:val="20"/>
                     <w:szCs w:val="20"/>
                   </w:rPr>
@@ -158,7 +158,7 @@
                 <w:r>
                   <w:rPr>
                     <w:rStyle w:val="PlaceholderText"/>
-                    <w:rFonts w:ascii="Readex Pro Light" w:hAnsi="Readex Pro Light" w:cs="Readex Pro Light"/>
+                    <w:rFonts w:ascii="Tahoma" w:hAnsi="Tahoma" w:cs="Tahoma"/>
                     <w:sz w:val="20"/>
                     <w:szCs w:val="20"/>
                   </w:rPr>
@@ -180,7 +180,7 @@
               <w:pStyle w:val="NoSpacing"/>
               <w:jc w:val="center"/>
               <w:rPr>
-                <w:rFonts w:ascii="Readex Pro Light" w:hAnsi="Readex Pro Light" w:cs="Readex Pro Light"/>
+                <w:rFonts w:ascii="Tahoma" w:hAnsi="Tahoma" w:cs="Tahoma"/>
                 <w:color w:val="FFFFFF" w:themeColor="background1"/>
                 <w:sz w:val="20"/>
                 <w:szCs w:val="20"/>
@@ -188,7 +188,7 @@
             </w:pPr>
             <w:r>
               <w:rPr>
-                <w:rFonts w:ascii="Readex Pro Light" w:hAnsi="Readex Pro Light" w:cs="Readex Pro Light"/>
+                <w:rFonts w:ascii="Tahoma" w:hAnsi="Tahoma" w:cs="Tahoma"/>
                 <w:color w:val="FFFFFF" w:themeColor="background1"/>
                 <w:sz w:val="20"/>
                 <w:szCs w:val="20"/>
@@ -200,7 +200,7 @@
         <w:sdt>
           <w:sdtPr>
             <w:rPr>
-              <w:rFonts w:ascii="Readex Pro Light" w:hAnsi="Readex Pro Light" w:cs="Readex Pro Light"/>
+              <w:rFonts w:ascii="Tahoma" w:hAnsi="Tahoma" w:cs="Tahoma"/>
               <w:sz w:val="20"/>
               <w:szCs w:val="20"/>
             </w:rPr>
@@ -221,7 +221,7 @@
                   <w:pStyle w:val="NoSpacing"/>
                   <w:jc w:val="center"/>
                   <w:rPr>
-                    <w:rFonts w:ascii="Readex Pro Light" w:hAnsi="Readex Pro Light" w:cs="Readex Pro Light"/>
+                    <w:rFonts w:ascii="Tahoma" w:hAnsi="Tahoma" w:cs="Tahoma"/>
                     <w:sz w:val="20"/>
                     <w:szCs w:val="20"/>
                   </w:rPr>
@@ -229,7 +229,7 @@
                 <w:r>
                   <w:rPr>
                     <w:rStyle w:val="PlaceholderText"/>
-                    <w:rFonts w:ascii="Readex Pro Light" w:hAnsi="Readex Pro Light" w:cs="Readex Pro Light"/>
+                    <w:rFonts w:ascii="Tahoma" w:hAnsi="Tahoma" w:cs="Tahoma"/>
                     <w:sz w:val="20"/>
                     <w:szCs w:val="20"/>
                   </w:rPr>
@@ -251,7 +251,7 @@
               <w:pStyle w:val="NoSpacing"/>
               <w:jc w:val="center"/>
               <w:rPr>
-                <w:rFonts w:ascii="Readex Pro Light" w:hAnsi="Readex Pro Light" w:cs="Readex Pro Light"/>
+                <w:rFonts w:ascii="Tahoma" w:hAnsi="Tahoma" w:cs="Tahoma"/>
                 <w:color w:val="FFFFFF" w:themeColor="background1"/>
                 <w:sz w:val="20"/>
                 <w:szCs w:val="20"/>
@@ -259,7 +259,7 @@
             </w:pPr>
             <w:r>
               <w:rPr>
-                <w:rFonts w:ascii="Readex Pro Light" w:hAnsi="Readex Pro Light" w:cs="Readex Pro Light"/>
+                <w:rFonts w:ascii="Tahoma" w:hAnsi="Tahoma" w:cs="Tahoma"/>
                 <w:color w:val="FFFFFF" w:themeColor="background1"/>
                 <w:sz w:val="20"/>
                 <w:szCs w:val="20"/>
@@ -271,7 +271,7 @@
         <w:sdt>
           <w:sdtPr>
             <w:rPr>
-              <w:rFonts w:ascii="Readex Pro Light" w:hAnsi="Readex Pro Light" w:cs="Readex Pro Light"/>
+              <w:rFonts w:ascii="Tahoma" w:hAnsi="Tahoma" w:cs="Tahoma"/>
               <w:sz w:val="20"/>
               <w:szCs w:val="20"/>
             </w:rPr>
@@ -292,7 +292,7 @@
                   <w:pStyle w:val="NoSpacing"/>
                   <w:jc w:val="center"/>
                   <w:rPr>
-                    <w:rFonts w:ascii="Readex Pro Light" w:hAnsi="Readex Pro Light" w:cs="Readex Pro Light"/>
+                    <w:rFonts w:ascii="Tahoma" w:hAnsi="Tahoma" w:cs="Tahoma"/>
                     <w:sz w:val="20"/>
                     <w:szCs w:val="20"/>
                   </w:rPr>
@@ -300,7 +300,7 @@
                 <w:r>
                   <w:rPr>
                     <w:rStyle w:val="PlaceholderText"/>
-                    <w:rFonts w:ascii="Readex Pro Light" w:hAnsi="Readex Pro Light" w:cs="Readex Pro Light"/>
+                    <w:rFonts w:ascii="Tahoma" w:hAnsi="Tahoma" w:cs="Tahoma"/>
                     <w:sz w:val="20"/>
                     <w:szCs w:val="20"/>
                   </w:rPr>
@@ -325,7 +325,7 @@
               <w:spacing w:line="480" w:lineRule="auto"/>
               <w:jc w:val="center"/>
               <w:rPr>
-                <w:rFonts w:ascii="Readex Pro Light" w:hAnsi="Readex Pro Light" w:cs="Readex Pro Light"/>
+                <w:rFonts w:ascii="Tahoma" w:hAnsi="Tahoma" w:cs="Tahoma"/>
                 <w:color w:val="FFFFFF" w:themeColor="background1"/>
                 <w:sz w:val="20"/>
                 <w:szCs w:val="20"/>
@@ -333,7 +333,7 @@
             </w:pPr>
             <w:r>
               <w:rPr>
-                <w:rFonts w:ascii="Readex Pro Light" w:hAnsi="Readex Pro Light" w:cs="Readex Pro Light"/>
+                <w:rFonts w:ascii="Tahoma" w:hAnsi="Tahoma" w:cs="Tahoma"/>
                 <w:color w:val="FFFFFF" w:themeColor="background1"/>
                 <w:sz w:val="20"/>
                 <w:szCs w:val="20"/>
@@ -353,7 +353,7 @@
               <w:pStyle w:val="NoSpacing"/>
               <w:jc w:val="center"/>
               <w:rPr>
-                <w:rFonts w:ascii="Readex Pro Light" w:hAnsi="Readex Pro Light" w:cs="Readex Pro Light"/>
+                <w:rFonts w:ascii="Tahoma" w:hAnsi="Tahoma" w:cs="Tahoma"/>
                 <w:color w:val="FFFFFF" w:themeColor="background1"/>
                 <w:sz w:val="20"/>
                 <w:szCs w:val="20"/>
@@ -361,7 +361,7 @@
             </w:pPr>
             <w:r>
               <w:rPr>
-                <w:rFonts w:ascii="Readex Pro Light" w:hAnsi="Readex Pro Light" w:cs="Readex Pro Light"/>
+                <w:rFonts w:ascii="Tahoma" w:hAnsi="Tahoma" w:cs="Tahoma"/>
                 <w:color w:val="FFFFFF" w:themeColor="background1"/>
                 <w:sz w:val="20"/>
                 <w:szCs w:val="20"/>
@@ -381,7 +381,7 @@
               <w:pStyle w:val="NoSpacing"/>
               <w:jc w:val="center"/>
               <w:rPr>
-                <w:rFonts w:ascii="Readex Pro Light" w:hAnsi="Readex Pro Light" w:cs="Readex Pro Light"/>
+                <w:rFonts w:ascii="Tahoma" w:hAnsi="Tahoma" w:cs="Tahoma"/>
                 <w:color w:val="FFFFFF" w:themeColor="background1"/>
                 <w:sz w:val="20"/>
                 <w:szCs w:val="20"/>
@@ -389,7 +389,7 @@
             </w:pPr>
             <w:r>
               <w:rPr>
-                <w:rFonts w:ascii="Readex Pro Light" w:hAnsi="Readex Pro Light" w:cs="Readex Pro Light"/>
+                <w:rFonts w:ascii="Tahoma" w:hAnsi="Tahoma" w:cs="Tahoma"/>
                 <w:color w:val="FFFFFF" w:themeColor="background1"/>
                 <w:sz w:val="20"/>
                 <w:szCs w:val="20"/>
@@ -412,7 +412,7 @@
               <w:pStyle w:val="NoSpacing"/>
               <w:jc w:val="center"/>
               <w:rPr>
-                <w:rFonts w:ascii="Readex Pro Light" w:hAnsi="Readex Pro Light" w:cs="Readex Pro Light"/>
+                <w:rFonts w:ascii="Tahoma" w:hAnsi="Tahoma" w:cs="Tahoma"/>
                 <w:sz w:val="20"/>
                 <w:szCs w:val="20"/>
               </w:rPr>
@@ -429,14 +429,14 @@
               <w:pStyle w:val="NoSpacing"/>
               <w:jc w:val="center"/>
               <w:rPr>
-                <w:rFonts w:ascii="Readex Pro Light" w:hAnsi="Readex Pro Light" w:cs="Readex Pro Light"/>
+                <w:rFonts w:ascii="Tahoma" w:hAnsi="Tahoma" w:cs="Tahoma"/>
                 <w:sz w:val="20"/>
                 <w:szCs w:val="20"/>
               </w:rPr>
             </w:pPr>
             <w:r>
               <w:rPr>
-                <w:rFonts w:ascii="Readex Pro Light" w:hAnsi="Readex Pro Light" w:cs="Readex Pro Light"/>
+                <w:rFonts w:ascii="Tahoma" w:hAnsi="Tahoma" w:cs="Tahoma"/>
                 <w:sz w:val="20"/>
                 <w:szCs w:val="20"/>
               </w:rPr>
@@ -454,14 +454,14 @@
               <w:pStyle w:val="NoSpacing"/>
               <w:jc w:val="center"/>
               <w:rPr>
-                <w:rFonts w:ascii="Readex Pro Light" w:hAnsi="Readex Pro Light" w:cs="Readex Pro Light"/>
+                <w:rFonts w:ascii="Tahoma" w:hAnsi="Tahoma" w:cs="Tahoma"/>
                 <w:sz w:val="20"/>
                 <w:szCs w:val="20"/>
               </w:rPr>
             </w:pPr>
             <w:r>
               <w:rPr>
-                <w:rFonts w:ascii="Readex Pro Light" w:hAnsi="Readex Pro Light" w:cs="Readex Pro Light"/>
+                <w:rFonts w:ascii="Tahoma" w:hAnsi="Tahoma" w:cs="Tahoma"/>
                 <w:sz w:val="20"/>
                 <w:szCs w:val="20"/>
               </w:rPr>
@@ -479,14 +479,14 @@
               <w:pStyle w:val="NoSpacing"/>
               <w:jc w:val="center"/>
               <w:rPr>
-                <w:rFonts w:ascii="Readex Pro Light" w:hAnsi="Readex Pro Light" w:cs="Readex Pro Light"/>
+                <w:rFonts w:ascii="Tahoma" w:hAnsi="Tahoma" w:cs="Tahoma"/>
                 <w:sz w:val="20"/>
                 <w:szCs w:val="20"/>
               </w:rPr>
             </w:pPr>
             <w:r>
               <w:rPr>
-                <w:rFonts w:ascii="Readex Pro Light" w:hAnsi="Readex Pro Light" w:cs="Readex Pro Light"/>
+                <w:rFonts w:ascii="Tahoma" w:hAnsi="Tahoma" w:cs="Tahoma"/>
                 <w:sz w:val="20"/>
                 <w:szCs w:val="20"/>
               </w:rPr>
@@ -494,7 +494,7 @@
             </w:r>
             <w:r>
               <w:rPr>
-                <w:rFonts w:ascii="Readex Pro Light" w:hAnsi="Readex Pro Light" w:cs="Readex Pro Light"/>
+                <w:rFonts w:ascii="Tahoma" w:hAnsi="Tahoma" w:cs="Tahoma"/>
                 <w:sz w:val="20"/>
                 <w:szCs w:val="20"/>
               </w:rPr>
@@ -513,14 +513,14 @@
               <w:pStyle w:val="NoSpacing"/>
               <w:jc w:val="center"/>
               <w:rPr>
-                <w:rFonts w:ascii="Readex Pro Light" w:hAnsi="Readex Pro Light" w:cs="Readex Pro Light"/>
+                <w:rFonts w:ascii="Tahoma" w:hAnsi="Tahoma" w:cs="Tahoma"/>
                 <w:sz w:val="20"/>
                 <w:szCs w:val="20"/>
               </w:rPr>
             </w:pPr>
             <w:r>
               <w:rPr>
-                <w:rFonts w:ascii="Readex Pro Light" w:hAnsi="Readex Pro Light" w:cs="Readex Pro Light"/>
+                <w:rFonts w:ascii="Tahoma" w:hAnsi="Tahoma" w:cs="Tahoma"/>
                 <w:sz w:val="20"/>
                 <w:szCs w:val="20"/>
               </w:rPr>
@@ -539,7 +539,7 @@
               <w:pStyle w:val="NoSpacing"/>
               <w:jc w:val="center"/>
               <w:rPr>
-                <w:rFonts w:ascii="Readex Pro Light" w:hAnsi="Readex Pro Light" w:cs="Readex Pro Light"/>
+                <w:rFonts w:ascii="Tahoma" w:hAnsi="Tahoma" w:cs="Tahoma"/>
                 <w:sz w:val="20"/>
                 <w:szCs w:val="20"/>
               </w:rPr>
@@ -557,14 +557,14 @@
             <w:pPr>
               <w:pStyle w:val="NoSpacing"/>
               <w:rPr>
-                <w:rFonts w:ascii="Readex Pro Light" w:hAnsi="Readex Pro Light" w:cs="Readex Pro Light"/>
+                <w:rFonts w:ascii="Tahoma" w:hAnsi="Tahoma" w:cs="Tahoma"/>
                 <w:sz w:val="20"/>
                 <w:szCs w:val="20"/>
               </w:rPr>
             </w:pPr>
             <w:r>
               <w:rPr>
-                <w:rFonts w:ascii="Readex Pro Light" w:hAnsi="Readex Pro Light" w:cs="Readex Pro Light"/>
+                <w:rFonts w:ascii="Tahoma" w:hAnsi="Tahoma" w:cs="Tahoma"/>
                 <w:sz w:val="20"/>
                 <w:szCs w:val="20"/>
               </w:rPr>
@@ -580,7 +580,7 @@
             <w:pPr>
               <w:pStyle w:val="NoSpacing"/>
               <w:rPr>
-                <w:rFonts w:ascii="Readex Pro Light" w:hAnsi="Readex Pro Light" w:cs="Readex Pro Light"/>
+                <w:rFonts w:ascii="Tahoma" w:hAnsi="Tahoma" w:cs="Tahoma"/>
                 <w:sz w:val="20"/>
                 <w:szCs w:val="20"/>
               </w:rPr>
@@ -595,22 +595,22 @@
             <w:pPr>
               <w:pStyle w:val="NoSpacing"/>
               <w:rPr>
-                <w:rFonts w:ascii="Readex Pro Light" w:hAnsi="Readex Pro Light" w:cs="Readex Pro Light"/>
-                <w:sz w:val="20"/>
-                <w:szCs w:val="20"/>
-              </w:rPr>
-            </w:pPr>
-          </w:p>
-        </w:tc>
-        <w:tc>
-          <w:tcPr>
-            <w:tcW w:w="709" w:type="dxa"/>
-          </w:tcPr>
-          <w:p>
-            <w:pPr>
-              <w:pStyle w:val="NoSpacing"/>
-              <w:rPr>
-                <w:rFonts w:ascii="Readex Pro Light" w:hAnsi="Readex Pro Light" w:cs="Readex Pro Light"/>
+                <w:rFonts w:ascii="Tahoma" w:hAnsi="Tahoma" w:cs="Tahoma"/>
+                <w:sz w:val="20"/>
+                <w:szCs w:val="20"/>
+              </w:rPr>
+            </w:pPr>
+          </w:p>
+        </w:tc>
+        <w:tc>
+          <w:tcPr>
+            <w:tcW w:w="709" w:type="dxa"/>
+          </w:tcPr>
+          <w:p>
+            <w:pPr>
+              <w:pStyle w:val="NoSpacing"/>
+              <w:rPr>
+                <w:rFonts w:ascii="Tahoma" w:hAnsi="Tahoma" w:cs="Tahoma"/>
                 <w:sz w:val="20"/>
                 <w:szCs w:val="20"/>
               </w:rPr>
@@ -626,7 +626,7 @@
             <w:pPr>
               <w:pStyle w:val="NoSpacing"/>
               <w:rPr>
-                <w:rFonts w:ascii="Readex Pro Light" w:hAnsi="Readex Pro Light" w:cs="Readex Pro Light"/>
+                <w:rFonts w:ascii="Tahoma" w:hAnsi="Tahoma" w:cs="Tahoma"/>
                 <w:sz w:val="20"/>
                 <w:szCs w:val="20"/>
               </w:rPr>
@@ -641,7 +641,7 @@
             <w:pPr>
               <w:pStyle w:val="NoSpacing"/>
               <w:rPr>
-                <w:rFonts w:ascii="Readex Pro Light" w:hAnsi="Readex Pro Light" w:cs="Readex Pro Light"/>
+                <w:rFonts w:ascii="Tahoma" w:hAnsi="Tahoma" w:cs="Tahoma"/>
                 <w:sz w:val="20"/>
                 <w:szCs w:val="20"/>
               </w:rPr>
@@ -663,14 +663,14 @@
                 <w:numId w:val="1"/>
               </w:numPr>
               <w:rPr>
-                <w:rFonts w:ascii="Readex Pro Light" w:hAnsi="Readex Pro Light" w:cs="Readex Pro Light"/>
+                <w:rFonts w:ascii="Tahoma" w:hAnsi="Tahoma" w:cs="Tahoma"/>
                 <w:sz w:val="20"/>
                 <w:szCs w:val="20"/>
               </w:rPr>
             </w:pPr>
             <w:r>
               <w:rPr>
-                <w:rFonts w:ascii="Readex Pro Light" w:hAnsi="Readex Pro Light" w:cs="Readex Pro Light"/>
+                <w:rFonts w:ascii="Tahoma" w:hAnsi="Tahoma" w:cs="Tahoma"/>
                 <w:sz w:val="20"/>
                 <w:szCs w:val="20"/>
               </w:rPr>
@@ -686,7 +686,7 @@
             <w:pPr>
               <w:pStyle w:val="NoSpacing"/>
               <w:rPr>
-                <w:rFonts w:ascii="Readex Pro Light" w:hAnsi="Readex Pro Light" w:cs="Readex Pro Light"/>
+                <w:rFonts w:ascii="Tahoma" w:hAnsi="Tahoma" w:cs="Tahoma"/>
                 <w:sz w:val="20"/>
                 <w:szCs w:val="20"/>
               </w:rPr>
@@ -701,22 +701,22 @@
             <w:pPr>
               <w:pStyle w:val="NoSpacing"/>
               <w:rPr>
-                <w:rFonts w:ascii="Readex Pro Light" w:hAnsi="Readex Pro Light" w:cs="Readex Pro Light"/>
-                <w:sz w:val="20"/>
-                <w:szCs w:val="20"/>
-              </w:rPr>
-            </w:pPr>
-          </w:p>
-        </w:tc>
-        <w:tc>
-          <w:tcPr>
-            <w:tcW w:w="709" w:type="dxa"/>
-          </w:tcPr>
-          <w:p>
-            <w:pPr>
-              <w:pStyle w:val="NoSpacing"/>
-              <w:rPr>
-                <w:rFonts w:ascii="Readex Pro Light" w:hAnsi="Readex Pro Light" w:cs="Readex Pro Light"/>
+                <w:rFonts w:ascii="Tahoma" w:hAnsi="Tahoma" w:cs="Tahoma"/>
+                <w:sz w:val="20"/>
+                <w:szCs w:val="20"/>
+              </w:rPr>
+            </w:pPr>
+          </w:p>
+        </w:tc>
+        <w:tc>
+          <w:tcPr>
+            <w:tcW w:w="709" w:type="dxa"/>
+          </w:tcPr>
+          <w:p>
+            <w:pPr>
+              <w:pStyle w:val="NoSpacing"/>
+              <w:rPr>
+                <w:rFonts w:ascii="Tahoma" w:hAnsi="Tahoma" w:cs="Tahoma"/>
                 <w:sz w:val="20"/>
                 <w:szCs w:val="20"/>
               </w:rPr>
@@ -732,7 +732,7 @@
             <w:pPr>
               <w:pStyle w:val="NoSpacing"/>
               <w:rPr>
-                <w:rFonts w:ascii="Readex Pro Light" w:hAnsi="Readex Pro Light" w:cs="Readex Pro Light"/>
+                <w:rFonts w:ascii="Tahoma" w:hAnsi="Tahoma" w:cs="Tahoma"/>
                 <w:sz w:val="20"/>
                 <w:szCs w:val="20"/>
               </w:rPr>
@@ -747,7 +747,7 @@
             <w:pPr>
               <w:pStyle w:val="NoSpacing"/>
               <w:rPr>
-                <w:rFonts w:ascii="Readex Pro Light" w:hAnsi="Readex Pro Light" w:cs="Readex Pro Light"/>
+                <w:rFonts w:ascii="Tahoma" w:hAnsi="Tahoma" w:cs="Tahoma"/>
                 <w:sz w:val="20"/>
                 <w:szCs w:val="20"/>
               </w:rPr>
@@ -769,14 +769,14 @@
                 <w:numId w:val="1"/>
               </w:numPr>
               <w:rPr>
-                <w:rFonts w:ascii="Readex Pro Light" w:hAnsi="Readex Pro Light" w:cs="Readex Pro Light"/>
+                <w:rFonts w:ascii="Tahoma" w:hAnsi="Tahoma" w:cs="Tahoma"/>
                 <w:sz w:val="20"/>
                 <w:szCs w:val="20"/>
               </w:rPr>
             </w:pPr>
             <w:r>
               <w:rPr>
-                <w:rFonts w:ascii="Readex Pro Light" w:hAnsi="Readex Pro Light" w:cs="Readex Pro Light"/>
+                <w:rFonts w:ascii="Tahoma" w:hAnsi="Tahoma" w:cs="Tahoma"/>
                 <w:sz w:val="20"/>
                 <w:szCs w:val="20"/>
               </w:rPr>
@@ -792,7 +792,7 @@
             <w:pPr>
               <w:pStyle w:val="NoSpacing"/>
               <w:rPr>
-                <w:rFonts w:ascii="Readex Pro Light" w:hAnsi="Readex Pro Light" w:cs="Readex Pro Light"/>
+                <w:rFonts w:ascii="Tahoma" w:hAnsi="Tahoma" w:cs="Tahoma"/>
                 <w:sz w:val="20"/>
                 <w:szCs w:val="20"/>
               </w:rPr>
@@ -807,22 +807,22 @@
             <w:pPr>
               <w:pStyle w:val="NoSpacing"/>
               <w:rPr>
-                <w:rFonts w:ascii="Readex Pro Light" w:hAnsi="Readex Pro Light" w:cs="Readex Pro Light"/>
-                <w:sz w:val="20"/>
-                <w:szCs w:val="20"/>
-              </w:rPr>
-            </w:pPr>
-          </w:p>
-        </w:tc>
-        <w:tc>
-          <w:tcPr>
-            <w:tcW w:w="709" w:type="dxa"/>
-          </w:tcPr>
-          <w:p>
-            <w:pPr>
-              <w:pStyle w:val="NoSpacing"/>
-              <w:rPr>
-                <w:rFonts w:ascii="Readex Pro Light" w:hAnsi="Readex Pro Light" w:cs="Readex Pro Light"/>
+                <w:rFonts w:ascii="Tahoma" w:hAnsi="Tahoma" w:cs="Tahoma"/>
+                <w:sz w:val="20"/>
+                <w:szCs w:val="20"/>
+              </w:rPr>
+            </w:pPr>
+          </w:p>
+        </w:tc>
+        <w:tc>
+          <w:tcPr>
+            <w:tcW w:w="709" w:type="dxa"/>
+          </w:tcPr>
+          <w:p>
+            <w:pPr>
+              <w:pStyle w:val="NoSpacing"/>
+              <w:rPr>
+                <w:rFonts w:ascii="Tahoma" w:hAnsi="Tahoma" w:cs="Tahoma"/>
                 <w:sz w:val="20"/>
                 <w:szCs w:val="20"/>
               </w:rPr>
@@ -838,7 +838,7 @@
             <w:pPr>
               <w:pStyle w:val="NoSpacing"/>
               <w:rPr>
-                <w:rFonts w:ascii="Readex Pro Light" w:hAnsi="Readex Pro Light" w:cs="Readex Pro Light"/>
+                <w:rFonts w:ascii="Tahoma" w:hAnsi="Tahoma" w:cs="Tahoma"/>
                 <w:sz w:val="20"/>
                 <w:szCs w:val="20"/>
               </w:rPr>
@@ -853,7 +853,7 @@
             <w:pPr>
               <w:pStyle w:val="NoSpacing"/>
               <w:rPr>
-                <w:rFonts w:ascii="Readex Pro Light" w:hAnsi="Readex Pro Light" w:cs="Readex Pro Light"/>
+                <w:rFonts w:ascii="Tahoma" w:hAnsi="Tahoma" w:cs="Tahoma"/>
                 <w:sz w:val="20"/>
                 <w:szCs w:val="20"/>
               </w:rPr>
@@ -875,14 +875,14 @@
                 <w:numId w:val="1"/>
               </w:numPr>
               <w:rPr>
-                <w:rFonts w:ascii="Readex Pro Light" w:hAnsi="Readex Pro Light" w:cs="Readex Pro Light"/>
+                <w:rFonts w:ascii="Tahoma" w:hAnsi="Tahoma" w:cs="Tahoma"/>
                 <w:sz w:val="20"/>
                 <w:szCs w:val="20"/>
               </w:rPr>
             </w:pPr>
             <w:r>
               <w:rPr>
-                <w:rFonts w:ascii="Readex Pro Light" w:hAnsi="Readex Pro Light" w:cs="Readex Pro Light"/>
+                <w:rFonts w:ascii="Tahoma" w:hAnsi="Tahoma" w:cs="Tahoma"/>
                 <w:sz w:val="20"/>
                 <w:szCs w:val="20"/>
               </w:rPr>
@@ -898,7 +898,7 @@
             <w:pPr>
               <w:pStyle w:val="NoSpacing"/>
               <w:rPr>
-                <w:rFonts w:ascii="Readex Pro Light" w:hAnsi="Readex Pro Light" w:cs="Readex Pro Light"/>
+                <w:rFonts w:ascii="Tahoma" w:hAnsi="Tahoma" w:cs="Tahoma"/>
                 <w:sz w:val="20"/>
                 <w:szCs w:val="20"/>
               </w:rPr>
@@ -913,22 +913,22 @@
             <w:pPr>
               <w:pStyle w:val="NoSpacing"/>
               <w:rPr>
-                <w:rFonts w:ascii="Readex Pro Light" w:hAnsi="Readex Pro Light" w:cs="Readex Pro Light"/>
-                <w:sz w:val="20"/>
-                <w:szCs w:val="20"/>
-              </w:rPr>
-            </w:pPr>
-          </w:p>
-        </w:tc>
-        <w:tc>
-          <w:tcPr>
-            <w:tcW w:w="709" w:type="dxa"/>
-          </w:tcPr>
-          <w:p>
-            <w:pPr>
-              <w:pStyle w:val="NoSpacing"/>
-              <w:rPr>
-                <w:rFonts w:ascii="Readex Pro Light" w:hAnsi="Readex Pro Light" w:cs="Readex Pro Light"/>
+                <w:rFonts w:ascii="Tahoma" w:hAnsi="Tahoma" w:cs="Tahoma"/>
+                <w:sz w:val="20"/>
+                <w:szCs w:val="20"/>
+              </w:rPr>
+            </w:pPr>
+          </w:p>
+        </w:tc>
+        <w:tc>
+          <w:tcPr>
+            <w:tcW w:w="709" w:type="dxa"/>
+          </w:tcPr>
+          <w:p>
+            <w:pPr>
+              <w:pStyle w:val="NoSpacing"/>
+              <w:rPr>
+                <w:rFonts w:ascii="Tahoma" w:hAnsi="Tahoma" w:cs="Tahoma"/>
                 <w:sz w:val="20"/>
                 <w:szCs w:val="20"/>
               </w:rPr>
@@ -944,7 +944,7 @@
             <w:pPr>
               <w:pStyle w:val="NoSpacing"/>
               <w:rPr>
-                <w:rFonts w:ascii="Readex Pro Light" w:hAnsi="Readex Pro Light" w:cs="Readex Pro Light"/>
+                <w:rFonts w:ascii="Tahoma" w:hAnsi="Tahoma" w:cs="Tahoma"/>
                 <w:sz w:val="20"/>
                 <w:szCs w:val="20"/>
               </w:rPr>
@@ -959,7 +959,7 @@
             <w:pPr>
               <w:pStyle w:val="NoSpacing"/>
               <w:rPr>
-                <w:rFonts w:ascii="Readex Pro Light" w:hAnsi="Readex Pro Light" w:cs="Readex Pro Light"/>
+                <w:rFonts w:ascii="Tahoma" w:hAnsi="Tahoma" w:cs="Tahoma"/>
                 <w:sz w:val="20"/>
                 <w:szCs w:val="20"/>
               </w:rPr>
@@ -978,14 +978,14 @@
             <w:pPr>
               <w:pStyle w:val="NoSpacing"/>
               <w:rPr>
-                <w:rFonts w:ascii="Readex Pro Light" w:hAnsi="Readex Pro Light" w:cs="Readex Pro Light"/>
+                <w:rFonts w:ascii="Tahoma" w:hAnsi="Tahoma" w:cs="Tahoma"/>
                 <w:sz w:val="20"/>
                 <w:szCs w:val="20"/>
               </w:rPr>
             </w:pPr>
             <w:r>
               <w:rPr>
-                <w:rFonts w:ascii="Readex Pro Light" w:hAnsi="Readex Pro Light" w:cs="Readex Pro Light"/>
+                <w:rFonts w:ascii="Tahoma" w:hAnsi="Tahoma" w:cs="Tahoma"/>
                 <w:sz w:val="20"/>
                 <w:szCs w:val="20"/>
               </w:rPr>
@@ -1001,7 +1001,7 @@
             <w:pPr>
               <w:pStyle w:val="NoSpacing"/>
               <w:rPr>
-                <w:rFonts w:ascii="Readex Pro Light" w:hAnsi="Readex Pro Light" w:cs="Readex Pro Light"/>
+                <w:rFonts w:ascii="Tahoma" w:hAnsi="Tahoma" w:cs="Tahoma"/>
                 <w:sz w:val="20"/>
                 <w:szCs w:val="20"/>
               </w:rPr>
@@ -1016,22 +1016,22 @@
             <w:pPr>
               <w:pStyle w:val="NoSpacing"/>
               <w:rPr>
-                <w:rFonts w:ascii="Readex Pro Light" w:hAnsi="Readex Pro Light" w:cs="Readex Pro Light"/>
-                <w:sz w:val="20"/>
-                <w:szCs w:val="20"/>
-              </w:rPr>
-            </w:pPr>
-          </w:p>
-        </w:tc>
-        <w:tc>
-          <w:tcPr>
-            <w:tcW w:w="709" w:type="dxa"/>
-          </w:tcPr>
-          <w:p>
-            <w:pPr>
-              <w:pStyle w:val="NoSpacing"/>
-              <w:rPr>
-                <w:rFonts w:ascii="Readex Pro Light" w:hAnsi="Readex Pro Light" w:cs="Readex Pro Light"/>
+                <w:rFonts w:ascii="Tahoma" w:hAnsi="Tahoma" w:cs="Tahoma"/>
+                <w:sz w:val="20"/>
+                <w:szCs w:val="20"/>
+              </w:rPr>
+            </w:pPr>
+          </w:p>
+        </w:tc>
+        <w:tc>
+          <w:tcPr>
+            <w:tcW w:w="709" w:type="dxa"/>
+          </w:tcPr>
+          <w:p>
+            <w:pPr>
+              <w:pStyle w:val="NoSpacing"/>
+              <w:rPr>
+                <w:rFonts w:ascii="Tahoma" w:hAnsi="Tahoma" w:cs="Tahoma"/>
                 <w:sz w:val="20"/>
                 <w:szCs w:val="20"/>
               </w:rPr>
@@ -1047,7 +1047,7 @@
             <w:pPr>
               <w:pStyle w:val="NoSpacing"/>
               <w:rPr>
-                <w:rFonts w:ascii="Readex Pro Light" w:hAnsi="Readex Pro Light" w:cs="Readex Pro Light"/>
+                <w:rFonts w:ascii="Tahoma" w:hAnsi="Tahoma" w:cs="Tahoma"/>
                 <w:sz w:val="20"/>
                 <w:szCs w:val="20"/>
               </w:rPr>
@@ -1062,7 +1062,7 @@
             <w:pPr>
               <w:pStyle w:val="NoSpacing"/>
               <w:rPr>
-                <w:rFonts w:ascii="Readex Pro Light" w:hAnsi="Readex Pro Light" w:cs="Readex Pro Light"/>
+                <w:rFonts w:ascii="Tahoma" w:hAnsi="Tahoma" w:cs="Tahoma"/>
                 <w:sz w:val="20"/>
                 <w:szCs w:val="20"/>
               </w:rPr>
@@ -1084,14 +1084,14 @@
                 <w:numId w:val="2"/>
               </w:numPr>
               <w:rPr>
-                <w:rFonts w:ascii="Readex Pro Light" w:hAnsi="Readex Pro Light" w:cs="Readex Pro Light"/>
+                <w:rFonts w:ascii="Tahoma" w:hAnsi="Tahoma" w:cs="Tahoma"/>
                 <w:sz w:val="20"/>
                 <w:szCs w:val="20"/>
               </w:rPr>
             </w:pPr>
             <w:r>
               <w:rPr>
-                <w:rFonts w:ascii="Readex Pro Light" w:hAnsi="Readex Pro Light" w:cs="Readex Pro Light"/>
+                <w:rFonts w:ascii="Tahoma" w:hAnsi="Tahoma" w:cs="Tahoma"/>
                 <w:sz w:val="20"/>
                 <w:szCs w:val="20"/>
               </w:rPr>
@@ -1107,7 +1107,7 @@
             <w:pPr>
               <w:pStyle w:val="NoSpacing"/>
               <w:rPr>
-                <w:rFonts w:ascii="Readex Pro Light" w:hAnsi="Readex Pro Light" w:cs="Readex Pro Light"/>
+                <w:rFonts w:ascii="Tahoma" w:hAnsi="Tahoma" w:cs="Tahoma"/>
                 <w:sz w:val="20"/>
                 <w:szCs w:val="20"/>
               </w:rPr>
@@ -1122,22 +1122,22 @@
             <w:pPr>
               <w:pStyle w:val="NoSpacing"/>
               <w:rPr>
-                <w:rFonts w:ascii="Readex Pro Light" w:hAnsi="Readex Pro Light" w:cs="Readex Pro Light"/>
-                <w:sz w:val="20"/>
-                <w:szCs w:val="20"/>
-              </w:rPr>
-            </w:pPr>
-          </w:p>
-        </w:tc>
-        <w:tc>
-          <w:tcPr>
-            <w:tcW w:w="709" w:type="dxa"/>
-          </w:tcPr>
-          <w:p>
-            <w:pPr>
-              <w:pStyle w:val="NoSpacing"/>
-              <w:rPr>
-                <w:rFonts w:ascii="Readex Pro Light" w:hAnsi="Readex Pro Light" w:cs="Readex Pro Light"/>
+                <w:rFonts w:ascii="Tahoma" w:hAnsi="Tahoma" w:cs="Tahoma"/>
+                <w:sz w:val="20"/>
+                <w:szCs w:val="20"/>
+              </w:rPr>
+            </w:pPr>
+          </w:p>
+        </w:tc>
+        <w:tc>
+          <w:tcPr>
+            <w:tcW w:w="709" w:type="dxa"/>
+          </w:tcPr>
+          <w:p>
+            <w:pPr>
+              <w:pStyle w:val="NoSpacing"/>
+              <w:rPr>
+                <w:rFonts w:ascii="Tahoma" w:hAnsi="Tahoma" w:cs="Tahoma"/>
                 <w:sz w:val="20"/>
                 <w:szCs w:val="20"/>
               </w:rPr>
@@ -1153,7 +1153,7 @@
             <w:pPr>
               <w:pStyle w:val="NoSpacing"/>
               <w:rPr>
-                <w:rFonts w:ascii="Readex Pro Light" w:hAnsi="Readex Pro Light" w:cs="Readex Pro Light"/>
+                <w:rFonts w:ascii="Tahoma" w:hAnsi="Tahoma" w:cs="Tahoma"/>
                 <w:sz w:val="20"/>
                 <w:szCs w:val="20"/>
               </w:rPr>
@@ -1168,7 +1168,7 @@
             <w:pPr>
               <w:pStyle w:val="NoSpacing"/>
               <w:rPr>
-                <w:rFonts w:ascii="Readex Pro Light" w:hAnsi="Readex Pro Light" w:cs="Readex Pro Light"/>
+                <w:rFonts w:ascii="Tahoma" w:hAnsi="Tahoma" w:cs="Tahoma"/>
                 <w:sz w:val="20"/>
                 <w:szCs w:val="20"/>
               </w:rPr>
@@ -1190,14 +1190,14 @@
                 <w:numId w:val="2"/>
               </w:numPr>
               <w:rPr>
-                <w:rFonts w:ascii="Readex Pro Light" w:hAnsi="Readex Pro Light" w:cs="Readex Pro Light"/>
+                <w:rFonts w:ascii="Tahoma" w:hAnsi="Tahoma" w:cs="Tahoma"/>
                 <w:sz w:val="20"/>
                 <w:szCs w:val="20"/>
               </w:rPr>
             </w:pPr>
             <w:r>
               <w:rPr>
-                <w:rFonts w:ascii="Readex Pro Light" w:hAnsi="Readex Pro Light" w:cs="Readex Pro Light"/>
+                <w:rFonts w:ascii="Tahoma" w:hAnsi="Tahoma" w:cs="Tahoma"/>
                 <w:sz w:val="20"/>
                 <w:szCs w:val="20"/>
               </w:rPr>
@@ -1213,7 +1213,7 @@
             <w:pPr>
               <w:pStyle w:val="NoSpacing"/>
               <w:rPr>
-                <w:rFonts w:ascii="Readex Pro Light" w:hAnsi="Readex Pro Light" w:cs="Readex Pro Light"/>
+                <w:rFonts w:ascii="Tahoma" w:hAnsi="Tahoma" w:cs="Tahoma"/>
                 <w:sz w:val="20"/>
                 <w:szCs w:val="20"/>
               </w:rPr>
@@ -1228,22 +1228,22 @@
             <w:pPr>
               <w:pStyle w:val="NoSpacing"/>
               <w:rPr>
-                <w:rFonts w:ascii="Readex Pro Light" w:hAnsi="Readex Pro Light" w:cs="Readex Pro Light"/>
-                <w:sz w:val="20"/>
-                <w:szCs w:val="20"/>
-              </w:rPr>
-            </w:pPr>
-          </w:p>
-        </w:tc>
-        <w:tc>
-          <w:tcPr>
-            <w:tcW w:w="709" w:type="dxa"/>
-          </w:tcPr>
-          <w:p>
-            <w:pPr>
-              <w:pStyle w:val="NoSpacing"/>
-              <w:rPr>
-                <w:rFonts w:ascii="Readex Pro Light" w:hAnsi="Readex Pro Light" w:cs="Readex Pro Light"/>
+                <w:rFonts w:ascii="Tahoma" w:hAnsi="Tahoma" w:cs="Tahoma"/>
+                <w:sz w:val="20"/>
+                <w:szCs w:val="20"/>
+              </w:rPr>
+            </w:pPr>
+          </w:p>
+        </w:tc>
+        <w:tc>
+          <w:tcPr>
+            <w:tcW w:w="709" w:type="dxa"/>
+          </w:tcPr>
+          <w:p>
+            <w:pPr>
+              <w:pStyle w:val="NoSpacing"/>
+              <w:rPr>
+                <w:rFonts w:ascii="Tahoma" w:hAnsi="Tahoma" w:cs="Tahoma"/>
                 <w:sz w:val="20"/>
                 <w:szCs w:val="20"/>
               </w:rPr>
@@ -1259,7 +1259,7 @@
             <w:pPr>
               <w:pStyle w:val="NoSpacing"/>
               <w:rPr>
-                <w:rFonts w:ascii="Readex Pro Light" w:hAnsi="Readex Pro Light" w:cs="Readex Pro Light"/>
+                <w:rFonts w:ascii="Tahoma" w:hAnsi="Tahoma" w:cs="Tahoma"/>
                 <w:sz w:val="20"/>
                 <w:szCs w:val="20"/>
               </w:rPr>
@@ -1274,7 +1274,7 @@
             <w:pPr>
               <w:pStyle w:val="NoSpacing"/>
               <w:rPr>
-                <w:rFonts w:ascii="Readex Pro Light" w:hAnsi="Readex Pro Light" w:cs="Readex Pro Light"/>
+                <w:rFonts w:ascii="Tahoma" w:hAnsi="Tahoma" w:cs="Tahoma"/>
                 <w:sz w:val="20"/>
                 <w:szCs w:val="20"/>
               </w:rPr>
@@ -1296,14 +1296,14 @@
                 <w:numId w:val="2"/>
               </w:numPr>
               <w:rPr>
-                <w:rFonts w:ascii="Readex Pro Light" w:hAnsi="Readex Pro Light" w:cs="Readex Pro Light"/>
+                <w:rFonts w:ascii="Tahoma" w:hAnsi="Tahoma" w:cs="Tahoma"/>
                 <w:sz w:val="20"/>
                 <w:szCs w:val="20"/>
               </w:rPr>
             </w:pPr>
             <w:r>
               <w:rPr>
-                <w:rFonts w:ascii="Readex Pro Light" w:hAnsi="Readex Pro Light" w:cs="Readex Pro Light"/>
+                <w:rFonts w:ascii="Tahoma" w:hAnsi="Tahoma" w:cs="Tahoma"/>
                 <w:sz w:val="20"/>
                 <w:szCs w:val="20"/>
               </w:rPr>
@@ -1319,7 +1319,7 @@
             <w:pPr>
               <w:pStyle w:val="NoSpacing"/>
               <w:rPr>
-                <w:rFonts w:ascii="Readex Pro Light" w:hAnsi="Readex Pro Light" w:cs="Readex Pro Light"/>
+                <w:rFonts w:ascii="Tahoma" w:hAnsi="Tahoma" w:cs="Tahoma"/>
                 <w:sz w:val="20"/>
                 <w:szCs w:val="20"/>
               </w:rPr>
@@ -1334,22 +1334,22 @@
             <w:pPr>
               <w:pStyle w:val="NoSpacing"/>
               <w:rPr>
-                <w:rFonts w:ascii="Readex Pro Light" w:hAnsi="Readex Pro Light" w:cs="Readex Pro Light"/>
-                <w:sz w:val="20"/>
-                <w:szCs w:val="20"/>
-              </w:rPr>
-            </w:pPr>
-          </w:p>
-        </w:tc>
-        <w:tc>
-          <w:tcPr>
-            <w:tcW w:w="709" w:type="dxa"/>
-          </w:tcPr>
-          <w:p>
-            <w:pPr>
-              <w:pStyle w:val="NoSpacing"/>
-              <w:rPr>
-                <w:rFonts w:ascii="Readex Pro Light" w:hAnsi="Readex Pro Light" w:cs="Readex Pro Light"/>
+                <w:rFonts w:ascii="Tahoma" w:hAnsi="Tahoma" w:cs="Tahoma"/>
+                <w:sz w:val="20"/>
+                <w:szCs w:val="20"/>
+              </w:rPr>
+            </w:pPr>
+          </w:p>
+        </w:tc>
+        <w:tc>
+          <w:tcPr>
+            <w:tcW w:w="709" w:type="dxa"/>
+          </w:tcPr>
+          <w:p>
+            <w:pPr>
+              <w:pStyle w:val="NoSpacing"/>
+              <w:rPr>
+                <w:rFonts w:ascii="Tahoma" w:hAnsi="Tahoma" w:cs="Tahoma"/>
                 <w:sz w:val="20"/>
                 <w:szCs w:val="20"/>
               </w:rPr>
@@ -1365,7 +1365,7 @@
             <w:pPr>
               <w:pStyle w:val="NoSpacing"/>
               <w:rPr>
-                <w:rFonts w:ascii="Readex Pro Light" w:hAnsi="Readex Pro Light" w:cs="Readex Pro Light"/>
+                <w:rFonts w:ascii="Tahoma" w:hAnsi="Tahoma" w:cs="Tahoma"/>
                 <w:sz w:val="20"/>
                 <w:szCs w:val="20"/>
               </w:rPr>
@@ -1380,7 +1380,7 @@
             <w:pPr>
               <w:pStyle w:val="NoSpacing"/>
               <w:rPr>
-                <w:rFonts w:ascii="Readex Pro Light" w:hAnsi="Readex Pro Light" w:cs="Readex Pro Light"/>
+                <w:rFonts w:ascii="Tahoma" w:hAnsi="Tahoma" w:cs="Tahoma"/>
                 <w:sz w:val="20"/>
                 <w:szCs w:val="20"/>
               </w:rPr>
@@ -1398,14 +1398,14 @@
             <w:pPr>
               <w:pStyle w:val="NoSpacing"/>
               <w:rPr>
-                <w:rFonts w:ascii="Readex Pro Light" w:hAnsi="Readex Pro Light" w:cs="Readex Pro Light"/>
+                <w:rFonts w:ascii="Tahoma" w:hAnsi="Tahoma" w:cs="Tahoma"/>
                 <w:sz w:val="20"/>
                 <w:szCs w:val="20"/>
               </w:rPr>
             </w:pPr>
             <w:r>
               <w:rPr>
-                <w:rFonts w:ascii="Readex Pro Light" w:hAnsi="Readex Pro Light" w:cs="Readex Pro Light"/>
+                <w:rFonts w:ascii="Tahoma" w:hAnsi="Tahoma" w:cs="Tahoma"/>
                 <w:sz w:val="20"/>
                 <w:szCs w:val="20"/>
               </w:rPr>
@@ -1421,7 +1421,7 @@
             <w:pPr>
               <w:pStyle w:val="NoSpacing"/>
               <w:rPr>
-                <w:rFonts w:ascii="Readex Pro Light" w:hAnsi="Readex Pro Light" w:cs="Readex Pro Light"/>
+                <w:rFonts w:ascii="Tahoma" w:hAnsi="Tahoma" w:cs="Tahoma"/>
                 <w:sz w:val="20"/>
                 <w:szCs w:val="20"/>
               </w:rPr>
@@ -1436,22 +1436,22 @@
             <w:pPr>
               <w:pStyle w:val="NoSpacing"/>
               <w:rPr>
-                <w:rFonts w:ascii="Readex Pro Light" w:hAnsi="Readex Pro Light" w:cs="Readex Pro Light"/>
-                <w:sz w:val="20"/>
-                <w:szCs w:val="20"/>
-              </w:rPr>
-            </w:pPr>
-          </w:p>
-        </w:tc>
-        <w:tc>
-          <w:tcPr>
-            <w:tcW w:w="709" w:type="dxa"/>
-          </w:tcPr>
-          <w:p>
-            <w:pPr>
-              <w:pStyle w:val="NoSpacing"/>
-              <w:rPr>
-                <w:rFonts w:ascii="Readex Pro Light" w:hAnsi="Readex Pro Light" w:cs="Readex Pro Light"/>
+                <w:rFonts w:ascii="Tahoma" w:hAnsi="Tahoma" w:cs="Tahoma"/>
+                <w:sz w:val="20"/>
+                <w:szCs w:val="20"/>
+              </w:rPr>
+            </w:pPr>
+          </w:p>
+        </w:tc>
+        <w:tc>
+          <w:tcPr>
+            <w:tcW w:w="709" w:type="dxa"/>
+          </w:tcPr>
+          <w:p>
+            <w:pPr>
+              <w:pStyle w:val="NoSpacing"/>
+              <w:rPr>
+                <w:rFonts w:ascii="Tahoma" w:hAnsi="Tahoma" w:cs="Tahoma"/>
                 <w:sz w:val="20"/>
                 <w:szCs w:val="20"/>
               </w:rPr>
@@ -1467,7 +1467,7 @@
             <w:pPr>
               <w:pStyle w:val="NoSpacing"/>
               <w:rPr>
-                <w:rFonts w:ascii="Readex Pro Light" w:hAnsi="Readex Pro Light" w:cs="Readex Pro Light"/>
+                <w:rFonts w:ascii="Tahoma" w:hAnsi="Tahoma" w:cs="Tahoma"/>
                 <w:sz w:val="20"/>
                 <w:szCs w:val="20"/>
               </w:rPr>
@@ -1482,7 +1482,7 @@
             <w:pPr>
               <w:pStyle w:val="NoSpacing"/>
               <w:rPr>
-                <w:rFonts w:ascii="Readex Pro Light" w:hAnsi="Readex Pro Light" w:cs="Readex Pro Light"/>
+                <w:rFonts w:ascii="Tahoma" w:hAnsi="Tahoma" w:cs="Tahoma"/>
                 <w:sz w:val="20"/>
                 <w:szCs w:val="20"/>
               </w:rPr>
@@ -1504,14 +1504,14 @@
                 <w:numId w:val="3"/>
               </w:numPr>
               <w:rPr>
-                <w:rFonts w:ascii="Readex Pro Light" w:hAnsi="Readex Pro Light" w:cs="Readex Pro Light"/>
+                <w:rFonts w:ascii="Tahoma" w:hAnsi="Tahoma" w:cs="Tahoma"/>
                 <w:sz w:val="20"/>
                 <w:szCs w:val="20"/>
               </w:rPr>
             </w:pPr>
             <w:r>
               <w:rPr>
-                <w:rFonts w:ascii="Readex Pro Light" w:hAnsi="Readex Pro Light" w:cs="Readex Pro Light"/>
+                <w:rFonts w:ascii="Tahoma" w:hAnsi="Tahoma" w:cs="Tahoma"/>
                 <w:sz w:val="20"/>
                 <w:szCs w:val="20"/>
               </w:rPr>
@@ -1527,7 +1527,7 @@
             <w:pPr>
               <w:pStyle w:val="NoSpacing"/>
               <w:rPr>
-                <w:rFonts w:ascii="Readex Pro Light" w:hAnsi="Readex Pro Light" w:cs="Readex Pro Light"/>
+                <w:rFonts w:ascii="Tahoma" w:hAnsi="Tahoma" w:cs="Tahoma"/>
                 <w:sz w:val="20"/>
                 <w:szCs w:val="20"/>
               </w:rPr>
@@ -1542,22 +1542,22 @@
             <w:pPr>
               <w:pStyle w:val="NoSpacing"/>
               <w:rPr>
-                <w:rFonts w:ascii="Readex Pro Light" w:hAnsi="Readex Pro Light" w:cs="Readex Pro Light"/>
-                <w:sz w:val="20"/>
-                <w:szCs w:val="20"/>
-              </w:rPr>
-            </w:pPr>
-          </w:p>
-        </w:tc>
-        <w:tc>
-          <w:tcPr>
-            <w:tcW w:w="709" w:type="dxa"/>
-          </w:tcPr>
-          <w:p>
-            <w:pPr>
-              <w:pStyle w:val="NoSpacing"/>
-              <w:rPr>
-                <w:rFonts w:ascii="Readex Pro Light" w:hAnsi="Readex Pro Light" w:cs="Readex Pro Light"/>
+                <w:rFonts w:ascii="Tahoma" w:hAnsi="Tahoma" w:cs="Tahoma"/>
+                <w:sz w:val="20"/>
+                <w:szCs w:val="20"/>
+              </w:rPr>
+            </w:pPr>
+          </w:p>
+        </w:tc>
+        <w:tc>
+          <w:tcPr>
+            <w:tcW w:w="709" w:type="dxa"/>
+          </w:tcPr>
+          <w:p>
+            <w:pPr>
+              <w:pStyle w:val="NoSpacing"/>
+              <w:rPr>
+                <w:rFonts w:ascii="Tahoma" w:hAnsi="Tahoma" w:cs="Tahoma"/>
                 <w:sz w:val="20"/>
                 <w:szCs w:val="20"/>
               </w:rPr>
@@ -1573,7 +1573,7 @@
             <w:pPr>
               <w:pStyle w:val="NoSpacing"/>
               <w:rPr>
-                <w:rFonts w:ascii="Readex Pro Light" w:hAnsi="Readex Pro Light" w:cs="Readex Pro Light"/>
+                <w:rFonts w:ascii="Tahoma" w:hAnsi="Tahoma" w:cs="Tahoma"/>
                 <w:sz w:val="20"/>
                 <w:szCs w:val="20"/>
               </w:rPr>
@@ -1588,7 +1588,7 @@
             <w:pPr>
               <w:pStyle w:val="NoSpacing"/>
               <w:rPr>
-                <w:rFonts w:ascii="Readex Pro Light" w:hAnsi="Readex Pro Light" w:cs="Readex Pro Light"/>
+                <w:rFonts w:ascii="Tahoma" w:hAnsi="Tahoma" w:cs="Tahoma"/>
                 <w:sz w:val="20"/>
                 <w:szCs w:val="20"/>
               </w:rPr>
@@ -1610,14 +1610,14 @@
                 <w:numId w:val="3"/>
               </w:numPr>
               <w:rPr>
-                <w:rFonts w:ascii="Readex Pro Light" w:hAnsi="Readex Pro Light" w:cs="Readex Pro Light"/>
+                <w:rFonts w:ascii="Tahoma" w:hAnsi="Tahoma" w:cs="Tahoma"/>
                 <w:sz w:val="20"/>
                 <w:szCs w:val="20"/>
               </w:rPr>
             </w:pPr>
             <w:r>
               <w:rPr>
-                <w:rFonts w:ascii="Readex Pro Light" w:hAnsi="Readex Pro Light" w:cs="Readex Pro Light"/>
+                <w:rFonts w:ascii="Tahoma" w:hAnsi="Tahoma" w:cs="Tahoma"/>
                 <w:sz w:val="20"/>
                 <w:szCs w:val="20"/>
               </w:rPr>
@@ -1633,7 +1633,7 @@
             <w:pPr>
               <w:pStyle w:val="NoSpacing"/>
               <w:rPr>
-                <w:rFonts w:ascii="Readex Pro Light" w:hAnsi="Readex Pro Light" w:cs="Readex Pro Light"/>
+                <w:rFonts w:ascii="Tahoma" w:hAnsi="Tahoma" w:cs="Tahoma"/>
                 <w:sz w:val="20"/>
                 <w:szCs w:val="20"/>
               </w:rPr>
@@ -1648,22 +1648,22 @@
             <w:pPr>
               <w:pStyle w:val="NoSpacing"/>
               <w:rPr>
-                <w:rFonts w:ascii="Readex Pro Light" w:hAnsi="Readex Pro Light" w:cs="Readex Pro Light"/>
-                <w:sz w:val="20"/>
-                <w:szCs w:val="20"/>
-              </w:rPr>
-            </w:pPr>
-          </w:p>
-        </w:tc>
-        <w:tc>
-          <w:tcPr>
-            <w:tcW w:w="709" w:type="dxa"/>
-          </w:tcPr>
-          <w:p>
-            <w:pPr>
-              <w:pStyle w:val="NoSpacing"/>
-              <w:rPr>
-                <w:rFonts w:ascii="Readex Pro Light" w:hAnsi="Readex Pro Light" w:cs="Readex Pro Light"/>
+                <w:rFonts w:ascii="Tahoma" w:hAnsi="Tahoma" w:cs="Tahoma"/>
+                <w:sz w:val="20"/>
+                <w:szCs w:val="20"/>
+              </w:rPr>
+            </w:pPr>
+          </w:p>
+        </w:tc>
+        <w:tc>
+          <w:tcPr>
+            <w:tcW w:w="709" w:type="dxa"/>
+          </w:tcPr>
+          <w:p>
+            <w:pPr>
+              <w:pStyle w:val="NoSpacing"/>
+              <w:rPr>
+                <w:rFonts w:ascii="Tahoma" w:hAnsi="Tahoma" w:cs="Tahoma"/>
                 <w:sz w:val="20"/>
                 <w:szCs w:val="20"/>
               </w:rPr>
@@ -1679,7 +1679,7 @@
             <w:pPr>
               <w:pStyle w:val="NoSpacing"/>
               <w:rPr>
-                <w:rFonts w:ascii="Readex Pro Light" w:hAnsi="Readex Pro Light" w:cs="Readex Pro Light"/>
+                <w:rFonts w:ascii="Tahoma" w:hAnsi="Tahoma" w:cs="Tahoma"/>
                 <w:sz w:val="20"/>
                 <w:szCs w:val="20"/>
               </w:rPr>
@@ -1694,7 +1694,7 @@
             <w:pPr>
               <w:pStyle w:val="NoSpacing"/>
               <w:rPr>
-                <w:rFonts w:ascii="Readex Pro Light" w:hAnsi="Readex Pro Light" w:cs="Readex Pro Light"/>
+                <w:rFonts w:ascii="Tahoma" w:hAnsi="Tahoma" w:cs="Tahoma"/>
                 <w:sz w:val="20"/>
                 <w:szCs w:val="20"/>
               </w:rPr>
@@ -1716,14 +1716,14 @@
                 <w:numId w:val="3"/>
               </w:numPr>
               <w:rPr>
-                <w:rFonts w:ascii="Readex Pro Light" w:hAnsi="Readex Pro Light" w:cs="Readex Pro Light"/>
+                <w:rFonts w:ascii="Tahoma" w:hAnsi="Tahoma" w:cs="Tahoma"/>
                 <w:sz w:val="20"/>
                 <w:szCs w:val="20"/>
               </w:rPr>
             </w:pPr>
             <w:r>
               <w:rPr>
-                <w:rFonts w:ascii="Readex Pro Light" w:hAnsi="Readex Pro Light" w:cs="Readex Pro Light"/>
+                <w:rFonts w:ascii="Tahoma" w:hAnsi="Tahoma" w:cs="Tahoma"/>
                 <w:sz w:val="20"/>
                 <w:szCs w:val="20"/>
               </w:rPr>
@@ -1739,7 +1739,7 @@
             <w:pPr>
               <w:pStyle w:val="NoSpacing"/>
               <w:rPr>
-                <w:rFonts w:ascii="Readex Pro Light" w:hAnsi="Readex Pro Light" w:cs="Readex Pro Light"/>
+                <w:rFonts w:ascii="Tahoma" w:hAnsi="Tahoma" w:cs="Tahoma"/>
                 <w:sz w:val="20"/>
                 <w:szCs w:val="20"/>
               </w:rPr>
@@ -1754,22 +1754,22 @@
             <w:pPr>
               <w:pStyle w:val="NoSpacing"/>
               <w:rPr>
-                <w:rFonts w:ascii="Readex Pro Light" w:hAnsi="Readex Pro Light" w:cs="Readex Pro Light"/>
-                <w:sz w:val="20"/>
-                <w:szCs w:val="20"/>
-              </w:rPr>
-            </w:pPr>
-          </w:p>
-        </w:tc>
-        <w:tc>
-          <w:tcPr>
-            <w:tcW w:w="709" w:type="dxa"/>
-          </w:tcPr>
-          <w:p>
-            <w:pPr>
-              <w:pStyle w:val="NoSpacing"/>
-              <w:rPr>
-                <w:rFonts w:ascii="Readex Pro Light" w:hAnsi="Readex Pro Light" w:cs="Readex Pro Light"/>
+                <w:rFonts w:ascii="Tahoma" w:hAnsi="Tahoma" w:cs="Tahoma"/>
+                <w:sz w:val="20"/>
+                <w:szCs w:val="20"/>
+              </w:rPr>
+            </w:pPr>
+          </w:p>
+        </w:tc>
+        <w:tc>
+          <w:tcPr>
+            <w:tcW w:w="709" w:type="dxa"/>
+          </w:tcPr>
+          <w:p>
+            <w:pPr>
+              <w:pStyle w:val="NoSpacing"/>
+              <w:rPr>
+                <w:rFonts w:ascii="Tahoma" w:hAnsi="Tahoma" w:cs="Tahoma"/>
                 <w:sz w:val="20"/>
                 <w:szCs w:val="20"/>
               </w:rPr>
@@ -1785,7 +1785,7 @@
             <w:pPr>
               <w:pStyle w:val="NoSpacing"/>
               <w:rPr>
-                <w:rFonts w:ascii="Readex Pro Light" w:hAnsi="Readex Pro Light" w:cs="Readex Pro Light"/>
+                <w:rFonts w:ascii="Tahoma" w:hAnsi="Tahoma" w:cs="Tahoma"/>
                 <w:sz w:val="20"/>
                 <w:szCs w:val="20"/>
               </w:rPr>
@@ -1800,7 +1800,7 @@
             <w:pPr>
               <w:pStyle w:val="NoSpacing"/>
               <w:rPr>
-                <w:rFonts w:ascii="Readex Pro Light" w:hAnsi="Readex Pro Light" w:cs="Readex Pro Light"/>
+                <w:rFonts w:ascii="Tahoma" w:hAnsi="Tahoma" w:cs="Tahoma"/>
                 <w:sz w:val="20"/>
                 <w:szCs w:val="20"/>
               </w:rPr>
@@ -1822,14 +1822,14 @@
                 <w:numId w:val="3"/>
               </w:numPr>
               <w:rPr>
-                <w:rFonts w:ascii="Readex Pro Light" w:hAnsi="Readex Pro Light" w:cs="Readex Pro Light"/>
+                <w:rFonts w:ascii="Tahoma" w:hAnsi="Tahoma" w:cs="Tahoma"/>
                 <w:sz w:val="20"/>
                 <w:szCs w:val="20"/>
               </w:rPr>
             </w:pPr>
             <w:r>
               <w:rPr>
-                <w:rFonts w:ascii="Readex Pro Light" w:hAnsi="Readex Pro Light" w:cs="Readex Pro Light"/>
+                <w:rFonts w:ascii="Tahoma" w:hAnsi="Tahoma" w:cs="Tahoma"/>
                 <w:sz w:val="20"/>
                 <w:szCs w:val="20"/>
               </w:rPr>
@@ -1845,7 +1845,7 @@
             <w:pPr>
               <w:pStyle w:val="NoSpacing"/>
               <w:rPr>
-                <w:rFonts w:ascii="Readex Pro Light" w:hAnsi="Readex Pro Light" w:cs="Readex Pro Light"/>
+                <w:rFonts w:ascii="Tahoma" w:hAnsi="Tahoma" w:cs="Tahoma"/>
                 <w:sz w:val="20"/>
                 <w:szCs w:val="20"/>
               </w:rPr>
@@ -1860,22 +1860,22 @@
             <w:pPr>
               <w:pStyle w:val="NoSpacing"/>
               <w:rPr>
-                <w:rFonts w:ascii="Readex Pro Light" w:hAnsi="Readex Pro Light" w:cs="Readex Pro Light"/>
-                <w:sz w:val="20"/>
-                <w:szCs w:val="20"/>
-              </w:rPr>
-            </w:pPr>
-          </w:p>
-        </w:tc>
-        <w:tc>
-          <w:tcPr>
-            <w:tcW w:w="709" w:type="dxa"/>
-          </w:tcPr>
-          <w:p>
-            <w:pPr>
-              <w:pStyle w:val="NoSpacing"/>
-              <w:rPr>
-                <w:rFonts w:ascii="Readex Pro Light" w:hAnsi="Readex Pro Light" w:cs="Readex Pro Light"/>
+                <w:rFonts w:ascii="Tahoma" w:hAnsi="Tahoma" w:cs="Tahoma"/>
+                <w:sz w:val="20"/>
+                <w:szCs w:val="20"/>
+              </w:rPr>
+            </w:pPr>
+          </w:p>
+        </w:tc>
+        <w:tc>
+          <w:tcPr>
+            <w:tcW w:w="709" w:type="dxa"/>
+          </w:tcPr>
+          <w:p>
+            <w:pPr>
+              <w:pStyle w:val="NoSpacing"/>
+              <w:rPr>
+                <w:rFonts w:ascii="Tahoma" w:hAnsi="Tahoma" w:cs="Tahoma"/>
                 <w:sz w:val="20"/>
                 <w:szCs w:val="20"/>
               </w:rPr>
@@ -1891,7 +1891,7 @@
             <w:pPr>
               <w:pStyle w:val="NoSpacing"/>
               <w:rPr>
-                <w:rFonts w:ascii="Readex Pro Light" w:hAnsi="Readex Pro Light" w:cs="Readex Pro Light"/>
+                <w:rFonts w:ascii="Tahoma" w:hAnsi="Tahoma" w:cs="Tahoma"/>
                 <w:sz w:val="20"/>
                 <w:szCs w:val="20"/>
               </w:rPr>
@@ -1906,7 +1906,7 @@
             <w:pPr>
               <w:pStyle w:val="NoSpacing"/>
               <w:rPr>
-                <w:rFonts w:ascii="Readex Pro Light" w:hAnsi="Readex Pro Light" w:cs="Readex Pro Light"/>
+                <w:rFonts w:ascii="Tahoma" w:hAnsi="Tahoma" w:cs="Tahoma"/>
                 <w:sz w:val="20"/>
                 <w:szCs w:val="20"/>
               </w:rPr>
@@ -1924,14 +1924,14 @@
             <w:pPr>
               <w:pStyle w:val="NoSpacing"/>
               <w:rPr>
-                <w:rFonts w:ascii="Readex Pro Light" w:hAnsi="Readex Pro Light" w:cs="Readex Pro Light"/>
+                <w:rFonts w:ascii="Tahoma" w:hAnsi="Tahoma" w:cs="Tahoma"/>
                 <w:sz w:val="20"/>
                 <w:szCs w:val="20"/>
               </w:rPr>
             </w:pPr>
             <w:r>
               <w:rPr>
-                <w:rFonts w:ascii="Readex Pro Light" w:hAnsi="Readex Pro Light" w:cs="Readex Pro Light"/>
+                <w:rFonts w:ascii="Tahoma" w:hAnsi="Tahoma" w:cs="Tahoma"/>
                 <w:sz w:val="20"/>
                 <w:szCs w:val="20"/>
               </w:rPr>
@@ -1947,7 +1947,7 @@
             <w:pPr>
               <w:pStyle w:val="NoSpacing"/>
               <w:rPr>
-                <w:rFonts w:ascii="Readex Pro Light" w:hAnsi="Readex Pro Light" w:cs="Readex Pro Light"/>
+                <w:rFonts w:ascii="Tahoma" w:hAnsi="Tahoma" w:cs="Tahoma"/>
                 <w:sz w:val="20"/>
                 <w:szCs w:val="20"/>
               </w:rPr>
@@ -1962,22 +1962,22 @@
             <w:pPr>
               <w:pStyle w:val="NoSpacing"/>
               <w:rPr>
-                <w:rFonts w:ascii="Readex Pro Light" w:hAnsi="Readex Pro Light" w:cs="Readex Pro Light"/>
-                <w:sz w:val="20"/>
-                <w:szCs w:val="20"/>
-              </w:rPr>
-            </w:pPr>
-          </w:p>
-        </w:tc>
-        <w:tc>
-          <w:tcPr>
-            <w:tcW w:w="709" w:type="dxa"/>
-          </w:tcPr>
-          <w:p>
-            <w:pPr>
-              <w:pStyle w:val="NoSpacing"/>
-              <w:rPr>
-                <w:rFonts w:ascii="Readex Pro Light" w:hAnsi="Readex Pro Light" w:cs="Readex Pro Light"/>
+                <w:rFonts w:ascii="Tahoma" w:hAnsi="Tahoma" w:cs="Tahoma"/>
+                <w:sz w:val="20"/>
+                <w:szCs w:val="20"/>
+              </w:rPr>
+            </w:pPr>
+          </w:p>
+        </w:tc>
+        <w:tc>
+          <w:tcPr>
+            <w:tcW w:w="709" w:type="dxa"/>
+          </w:tcPr>
+          <w:p>
+            <w:pPr>
+              <w:pStyle w:val="NoSpacing"/>
+              <w:rPr>
+                <w:rFonts w:ascii="Tahoma" w:hAnsi="Tahoma" w:cs="Tahoma"/>
                 <w:sz w:val="20"/>
                 <w:szCs w:val="20"/>
               </w:rPr>
@@ -1993,7 +1993,7 @@
             <w:pPr>
               <w:pStyle w:val="NoSpacing"/>
               <w:rPr>
-                <w:rFonts w:ascii="Readex Pro Light" w:hAnsi="Readex Pro Light" w:cs="Readex Pro Light"/>
+                <w:rFonts w:ascii="Tahoma" w:hAnsi="Tahoma" w:cs="Tahoma"/>
                 <w:sz w:val="20"/>
                 <w:szCs w:val="20"/>
               </w:rPr>
@@ -2008,7 +2008,7 @@
             <w:pPr>
               <w:pStyle w:val="NoSpacing"/>
               <w:rPr>
-                <w:rFonts w:ascii="Readex Pro Light" w:hAnsi="Readex Pro Light" w:cs="Readex Pro Light"/>
+                <w:rFonts w:ascii="Tahoma" w:hAnsi="Tahoma" w:cs="Tahoma"/>
                 <w:sz w:val="20"/>
                 <w:szCs w:val="20"/>
               </w:rPr>
@@ -2030,14 +2030,14 @@
                 <w:numId w:val="4"/>
               </w:numPr>
               <w:rPr>
-                <w:rFonts w:ascii="Readex Pro Light" w:hAnsi="Readex Pro Light" w:cs="Readex Pro Light"/>
+                <w:rFonts w:ascii="Tahoma" w:hAnsi="Tahoma" w:cs="Tahoma"/>
                 <w:sz w:val="20"/>
                 <w:szCs w:val="20"/>
               </w:rPr>
             </w:pPr>
             <w:r>
               <w:rPr>
-                <w:rFonts w:ascii="Readex Pro Light" w:hAnsi="Readex Pro Light" w:cs="Readex Pro Light"/>
+                <w:rFonts w:ascii="Tahoma" w:hAnsi="Tahoma" w:cs="Tahoma"/>
                 <w:sz w:val="20"/>
                 <w:szCs w:val="20"/>
               </w:rPr>
@@ -2053,7 +2053,7 @@
             <w:pPr>
               <w:pStyle w:val="NoSpacing"/>
               <w:rPr>
-                <w:rFonts w:ascii="Readex Pro Light" w:hAnsi="Readex Pro Light" w:cs="Readex Pro Light"/>
+                <w:rFonts w:ascii="Tahoma" w:hAnsi="Tahoma" w:cs="Tahoma"/>
                 <w:sz w:val="20"/>
                 <w:szCs w:val="20"/>
               </w:rPr>
@@ -2068,22 +2068,22 @@
             <w:pPr>
               <w:pStyle w:val="NoSpacing"/>
               <w:rPr>
-                <w:rFonts w:ascii="Readex Pro Light" w:hAnsi="Readex Pro Light" w:cs="Readex Pro Light"/>
-                <w:sz w:val="20"/>
-                <w:szCs w:val="20"/>
-              </w:rPr>
-            </w:pPr>
-          </w:p>
-        </w:tc>
-        <w:tc>
-          <w:tcPr>
-            <w:tcW w:w="709" w:type="dxa"/>
-          </w:tcPr>
-          <w:p>
-            <w:pPr>
-              <w:pStyle w:val="NoSpacing"/>
-              <w:rPr>
-                <w:rFonts w:ascii="Readex Pro Light" w:hAnsi="Readex Pro Light" w:cs="Readex Pro Light"/>
+                <w:rFonts w:ascii="Tahoma" w:hAnsi="Tahoma" w:cs="Tahoma"/>
+                <w:sz w:val="20"/>
+                <w:szCs w:val="20"/>
+              </w:rPr>
+            </w:pPr>
+          </w:p>
+        </w:tc>
+        <w:tc>
+          <w:tcPr>
+            <w:tcW w:w="709" w:type="dxa"/>
+          </w:tcPr>
+          <w:p>
+            <w:pPr>
+              <w:pStyle w:val="NoSpacing"/>
+              <w:rPr>
+                <w:rFonts w:ascii="Tahoma" w:hAnsi="Tahoma" w:cs="Tahoma"/>
                 <w:sz w:val="20"/>
                 <w:szCs w:val="20"/>
               </w:rPr>
@@ -2099,7 +2099,7 @@
             <w:pPr>
               <w:pStyle w:val="NoSpacing"/>
               <w:rPr>
-                <w:rFonts w:ascii="Readex Pro Light" w:hAnsi="Readex Pro Light" w:cs="Readex Pro Light"/>
+                <w:rFonts w:ascii="Tahoma" w:hAnsi="Tahoma" w:cs="Tahoma"/>
                 <w:sz w:val="20"/>
                 <w:szCs w:val="20"/>
               </w:rPr>
@@ -2114,7 +2114,7 @@
             <w:pPr>
               <w:pStyle w:val="NoSpacing"/>
               <w:rPr>
-                <w:rFonts w:ascii="Readex Pro Light" w:hAnsi="Readex Pro Light" w:cs="Readex Pro Light"/>
+                <w:rFonts w:ascii="Tahoma" w:hAnsi="Tahoma" w:cs="Tahoma"/>
                 <w:sz w:val="20"/>
                 <w:szCs w:val="20"/>
               </w:rPr>
@@ -2132,14 +2132,14 @@
             <w:pPr>
               <w:pStyle w:val="NoSpacing"/>
               <w:rPr>
-                <w:rFonts w:ascii="Readex Pro Light" w:hAnsi="Readex Pro Light" w:cs="Readex Pro Light"/>
+                <w:rFonts w:ascii="Tahoma" w:hAnsi="Tahoma" w:cs="Tahoma"/>
                 <w:sz w:val="20"/>
                 <w:szCs w:val="20"/>
               </w:rPr>
             </w:pPr>
             <w:r>
               <w:rPr>
-                <w:rFonts w:ascii="Readex Pro Light" w:hAnsi="Readex Pro Light" w:cs="Readex Pro Light"/>
+                <w:rFonts w:ascii="Tahoma" w:hAnsi="Tahoma" w:cs="Tahoma"/>
                 <w:sz w:val="20"/>
                 <w:szCs w:val="20"/>
               </w:rPr>
@@ -2155,7 +2155,7 @@
             <w:pPr>
               <w:pStyle w:val="NoSpacing"/>
               <w:rPr>
-                <w:rFonts w:ascii="Readex Pro Light" w:hAnsi="Readex Pro Light" w:cs="Readex Pro Light"/>
+                <w:rFonts w:ascii="Tahoma" w:hAnsi="Tahoma" w:cs="Tahoma"/>
                 <w:sz w:val="20"/>
                 <w:szCs w:val="20"/>
               </w:rPr>
@@ -2170,22 +2170,22 @@
             <w:pPr>
               <w:pStyle w:val="NoSpacing"/>
               <w:rPr>
-                <w:rFonts w:ascii="Readex Pro Light" w:hAnsi="Readex Pro Light" w:cs="Readex Pro Light"/>
-                <w:sz w:val="20"/>
-                <w:szCs w:val="20"/>
-              </w:rPr>
-            </w:pPr>
-          </w:p>
-        </w:tc>
-        <w:tc>
-          <w:tcPr>
-            <w:tcW w:w="709" w:type="dxa"/>
-          </w:tcPr>
-          <w:p>
-            <w:pPr>
-              <w:pStyle w:val="NoSpacing"/>
-              <w:rPr>
-                <w:rFonts w:ascii="Readex Pro Light" w:hAnsi="Readex Pro Light" w:cs="Readex Pro Light"/>
+                <w:rFonts w:ascii="Tahoma" w:hAnsi="Tahoma" w:cs="Tahoma"/>
+                <w:sz w:val="20"/>
+                <w:szCs w:val="20"/>
+              </w:rPr>
+            </w:pPr>
+          </w:p>
+        </w:tc>
+        <w:tc>
+          <w:tcPr>
+            <w:tcW w:w="709" w:type="dxa"/>
+          </w:tcPr>
+          <w:p>
+            <w:pPr>
+              <w:pStyle w:val="NoSpacing"/>
+              <w:rPr>
+                <w:rFonts w:ascii="Tahoma" w:hAnsi="Tahoma" w:cs="Tahoma"/>
                 <w:sz w:val="20"/>
                 <w:szCs w:val="20"/>
               </w:rPr>
@@ -2201,7 +2201,7 @@
             <w:pPr>
               <w:pStyle w:val="NoSpacing"/>
               <w:rPr>
-                <w:rFonts w:ascii="Readex Pro Light" w:hAnsi="Readex Pro Light" w:cs="Readex Pro Light"/>
+                <w:rFonts w:ascii="Tahoma" w:hAnsi="Tahoma" w:cs="Tahoma"/>
                 <w:sz w:val="20"/>
                 <w:szCs w:val="20"/>
               </w:rPr>
@@ -2216,7 +2216,7 @@
             <w:pPr>
               <w:pStyle w:val="NoSpacing"/>
               <w:rPr>
-                <w:rFonts w:ascii="Readex Pro Light" w:hAnsi="Readex Pro Light" w:cs="Readex Pro Light"/>
+                <w:rFonts w:ascii="Tahoma" w:hAnsi="Tahoma" w:cs="Tahoma"/>
                 <w:sz w:val="20"/>
                 <w:szCs w:val="20"/>
               </w:rPr>
@@ -2238,14 +2238,14 @@
                 <w:numId w:val="4"/>
               </w:numPr>
               <w:rPr>
-                <w:rFonts w:ascii="Readex Pro Light" w:hAnsi="Readex Pro Light" w:cs="Readex Pro Light"/>
+                <w:rFonts w:ascii="Tahoma" w:hAnsi="Tahoma" w:cs="Tahoma"/>
                 <w:sz w:val="20"/>
                 <w:szCs w:val="20"/>
               </w:rPr>
             </w:pPr>
             <w:r>
               <w:rPr>
-                <w:rFonts w:ascii="Readex Pro Light" w:hAnsi="Readex Pro Light" w:cs="Readex Pro Light"/>
+                <w:rFonts w:ascii="Tahoma" w:hAnsi="Tahoma" w:cs="Tahoma"/>
                 <w:sz w:val="20"/>
                 <w:szCs w:val="20"/>
               </w:rPr>
@@ -2261,7 +2261,7 @@
             <w:pPr>
               <w:pStyle w:val="NoSpacing"/>
               <w:rPr>
-                <w:rFonts w:ascii="Readex Pro Light" w:hAnsi="Readex Pro Light" w:cs="Readex Pro Light"/>
+                <w:rFonts w:ascii="Tahoma" w:hAnsi="Tahoma" w:cs="Tahoma"/>
                 <w:sz w:val="20"/>
                 <w:szCs w:val="20"/>
               </w:rPr>
@@ -2276,22 +2276,22 @@
             <w:pPr>
               <w:pStyle w:val="NoSpacing"/>
               <w:rPr>
-                <w:rFonts w:ascii="Readex Pro Light" w:hAnsi="Readex Pro Light" w:cs="Readex Pro Light"/>
-                <w:sz w:val="20"/>
-                <w:szCs w:val="20"/>
-              </w:rPr>
-            </w:pPr>
-          </w:p>
-        </w:tc>
-        <w:tc>
-          <w:tcPr>
-            <w:tcW w:w="709" w:type="dxa"/>
-          </w:tcPr>
-          <w:p>
-            <w:pPr>
-              <w:pStyle w:val="NoSpacing"/>
-              <w:rPr>
-                <w:rFonts w:ascii="Readex Pro Light" w:hAnsi="Readex Pro Light" w:cs="Readex Pro Light"/>
+                <w:rFonts w:ascii="Tahoma" w:hAnsi="Tahoma" w:cs="Tahoma"/>
+                <w:sz w:val="20"/>
+                <w:szCs w:val="20"/>
+              </w:rPr>
+            </w:pPr>
+          </w:p>
+        </w:tc>
+        <w:tc>
+          <w:tcPr>
+            <w:tcW w:w="709" w:type="dxa"/>
+          </w:tcPr>
+          <w:p>
+            <w:pPr>
+              <w:pStyle w:val="NoSpacing"/>
+              <w:rPr>
+                <w:rFonts w:ascii="Tahoma" w:hAnsi="Tahoma" w:cs="Tahoma"/>
                 <w:sz w:val="20"/>
                 <w:szCs w:val="20"/>
               </w:rPr>
@@ -2307,7 +2307,7 @@
             <w:pPr>
               <w:pStyle w:val="NoSpacing"/>
               <w:rPr>
-                <w:rFonts w:ascii="Readex Pro Light" w:hAnsi="Readex Pro Light" w:cs="Readex Pro Light"/>
+                <w:rFonts w:ascii="Tahoma" w:hAnsi="Tahoma" w:cs="Tahoma"/>
                 <w:sz w:val="20"/>
                 <w:szCs w:val="20"/>
               </w:rPr>
@@ -2322,7 +2322,7 @@
             <w:pPr>
               <w:pStyle w:val="NoSpacing"/>
               <w:rPr>
-                <w:rFonts w:ascii="Readex Pro Light" w:hAnsi="Readex Pro Light" w:cs="Readex Pro Light"/>
+                <w:rFonts w:ascii="Tahoma" w:hAnsi="Tahoma" w:cs="Tahoma"/>
                 <w:sz w:val="20"/>
                 <w:szCs w:val="20"/>
               </w:rPr>
@@ -2344,14 +2344,14 @@
                 <w:numId w:val="4"/>
               </w:numPr>
               <w:rPr>
-                <w:rFonts w:ascii="Readex Pro Light" w:hAnsi="Readex Pro Light" w:cs="Readex Pro Light"/>
+                <w:rFonts w:ascii="Tahoma" w:hAnsi="Tahoma" w:cs="Tahoma"/>
                 <w:sz w:val="20"/>
                 <w:szCs w:val="20"/>
               </w:rPr>
             </w:pPr>
             <w:r>
               <w:rPr>
-                <w:rFonts w:ascii="Readex Pro Light" w:hAnsi="Readex Pro Light" w:cs="Readex Pro Light"/>
+                <w:rFonts w:ascii="Tahoma" w:hAnsi="Tahoma" w:cs="Tahoma"/>
                 <w:sz w:val="20"/>
                 <w:szCs w:val="20"/>
               </w:rPr>
@@ -2367,7 +2367,7 @@
             <w:pPr>
               <w:pStyle w:val="NoSpacing"/>
               <w:rPr>
-                <w:rFonts w:ascii="Readex Pro Light" w:hAnsi="Readex Pro Light" w:cs="Readex Pro Light"/>
+                <w:rFonts w:ascii="Tahoma" w:hAnsi="Tahoma" w:cs="Tahoma"/>
                 <w:sz w:val="20"/>
                 <w:szCs w:val="20"/>
               </w:rPr>
@@ -2382,22 +2382,22 @@
             <w:pPr>
               <w:pStyle w:val="NoSpacing"/>
               <w:rPr>
-                <w:rFonts w:ascii="Readex Pro Light" w:hAnsi="Readex Pro Light" w:cs="Readex Pro Light"/>
-                <w:sz w:val="20"/>
-                <w:szCs w:val="20"/>
-              </w:rPr>
-            </w:pPr>
-          </w:p>
-        </w:tc>
-        <w:tc>
-          <w:tcPr>
-            <w:tcW w:w="709" w:type="dxa"/>
-          </w:tcPr>
-          <w:p>
-            <w:pPr>
-              <w:pStyle w:val="NoSpacing"/>
-              <w:rPr>
-                <w:rFonts w:ascii="Readex Pro Light" w:hAnsi="Readex Pro Light" w:cs="Readex Pro Light"/>
+                <w:rFonts w:ascii="Tahoma" w:hAnsi="Tahoma" w:cs="Tahoma"/>
+                <w:sz w:val="20"/>
+                <w:szCs w:val="20"/>
+              </w:rPr>
+            </w:pPr>
+          </w:p>
+        </w:tc>
+        <w:tc>
+          <w:tcPr>
+            <w:tcW w:w="709" w:type="dxa"/>
+          </w:tcPr>
+          <w:p>
+            <w:pPr>
+              <w:pStyle w:val="NoSpacing"/>
+              <w:rPr>
+                <w:rFonts w:ascii="Tahoma" w:hAnsi="Tahoma" w:cs="Tahoma"/>
                 <w:sz w:val="20"/>
                 <w:szCs w:val="20"/>
               </w:rPr>
@@ -2413,7 +2413,7 @@
             <w:pPr>
               <w:pStyle w:val="NoSpacing"/>
               <w:rPr>
-                <w:rFonts w:ascii="Readex Pro Light" w:hAnsi="Readex Pro Light" w:cs="Readex Pro Light"/>
+                <w:rFonts w:ascii="Tahoma" w:hAnsi="Tahoma" w:cs="Tahoma"/>
                 <w:sz w:val="20"/>
                 <w:szCs w:val="20"/>
               </w:rPr>
@@ -2428,7 +2428,7 @@
             <w:pPr>
               <w:pStyle w:val="NoSpacing"/>
               <w:rPr>
-                <w:rFonts w:ascii="Readex Pro Light" w:hAnsi="Readex Pro Light" w:cs="Readex Pro Light"/>
+                <w:rFonts w:ascii="Tahoma" w:hAnsi="Tahoma" w:cs="Tahoma"/>
                 <w:sz w:val="20"/>
                 <w:szCs w:val="20"/>
               </w:rPr>
@@ -2446,14 +2446,14 @@
             <w:pPr>
               <w:pStyle w:val="NoSpacing"/>
               <w:rPr>
-                <w:rFonts w:ascii="Readex Pro Light" w:hAnsi="Readex Pro Light" w:cs="Readex Pro Light"/>
+                <w:rFonts w:ascii="Tahoma" w:hAnsi="Tahoma" w:cs="Tahoma"/>
                 <w:sz w:val="20"/>
                 <w:szCs w:val="20"/>
               </w:rPr>
             </w:pPr>
             <w:r>
               <w:rPr>
-                <w:rFonts w:ascii="Readex Pro Light" w:hAnsi="Readex Pro Light" w:cs="Readex Pro Light"/>
+                <w:rFonts w:ascii="Tahoma" w:hAnsi="Tahoma" w:cs="Tahoma"/>
                 <w:sz w:val="20"/>
                 <w:szCs w:val="20"/>
               </w:rPr>
@@ -2469,7 +2469,7 @@
             <w:pPr>
               <w:pStyle w:val="NoSpacing"/>
               <w:rPr>
-                <w:rFonts w:ascii="Readex Pro Light" w:hAnsi="Readex Pro Light" w:cs="Readex Pro Light"/>
+                <w:rFonts w:ascii="Tahoma" w:hAnsi="Tahoma" w:cs="Tahoma"/>
                 <w:sz w:val="20"/>
                 <w:szCs w:val="20"/>
               </w:rPr>
@@ -2484,22 +2484,22 @@
             <w:pPr>
               <w:pStyle w:val="NoSpacing"/>
               <w:rPr>
-                <w:rFonts w:ascii="Readex Pro Light" w:hAnsi="Readex Pro Light" w:cs="Readex Pro Light"/>
-                <w:sz w:val="20"/>
-                <w:szCs w:val="20"/>
-              </w:rPr>
-            </w:pPr>
-          </w:p>
-        </w:tc>
-        <w:tc>
-          <w:tcPr>
-            <w:tcW w:w="709" w:type="dxa"/>
-          </w:tcPr>
-          <w:p>
-            <w:pPr>
-              <w:pStyle w:val="NoSpacing"/>
-              <w:rPr>
-                <w:rFonts w:ascii="Readex Pro Light" w:hAnsi="Readex Pro Light" w:cs="Readex Pro Light"/>
+                <w:rFonts w:ascii="Tahoma" w:hAnsi="Tahoma" w:cs="Tahoma"/>
+                <w:sz w:val="20"/>
+                <w:szCs w:val="20"/>
+              </w:rPr>
+            </w:pPr>
+          </w:p>
+        </w:tc>
+        <w:tc>
+          <w:tcPr>
+            <w:tcW w:w="709" w:type="dxa"/>
+          </w:tcPr>
+          <w:p>
+            <w:pPr>
+              <w:pStyle w:val="NoSpacing"/>
+              <w:rPr>
+                <w:rFonts w:ascii="Tahoma" w:hAnsi="Tahoma" w:cs="Tahoma"/>
                 <w:sz w:val="20"/>
                 <w:szCs w:val="20"/>
               </w:rPr>
@@ -2515,7 +2515,7 @@
             <w:pPr>
               <w:pStyle w:val="NoSpacing"/>
               <w:rPr>
-                <w:rFonts w:ascii="Readex Pro Light" w:hAnsi="Readex Pro Light" w:cs="Readex Pro Light"/>
+                <w:rFonts w:ascii="Tahoma" w:hAnsi="Tahoma" w:cs="Tahoma"/>
                 <w:sz w:val="20"/>
                 <w:szCs w:val="20"/>
               </w:rPr>
@@ -2530,7 +2530,7 @@
             <w:pPr>
               <w:pStyle w:val="NoSpacing"/>
               <w:rPr>
-                <w:rFonts w:ascii="Readex Pro Light" w:hAnsi="Readex Pro Light" w:cs="Readex Pro Light"/>
+                <w:rFonts w:ascii="Tahoma" w:hAnsi="Tahoma" w:cs="Tahoma"/>
                 <w:sz w:val="20"/>
                 <w:szCs w:val="20"/>
               </w:rPr>
@@ -2552,14 +2552,14 @@
                 <w:numId w:val="5"/>
               </w:numPr>
               <w:rPr>
-                <w:rFonts w:ascii="Readex Pro Light" w:hAnsi="Readex Pro Light" w:cs="Readex Pro Light"/>
+                <w:rFonts w:ascii="Tahoma" w:hAnsi="Tahoma" w:cs="Tahoma"/>
                 <w:sz w:val="20"/>
                 <w:szCs w:val="20"/>
               </w:rPr>
             </w:pPr>
             <w:r>
               <w:rPr>
-                <w:rFonts w:ascii="Readex Pro Light" w:hAnsi="Readex Pro Light" w:cs="Readex Pro Light"/>
+                <w:rFonts w:ascii="Tahoma" w:hAnsi="Tahoma" w:cs="Tahoma"/>
                 <w:sz w:val="20"/>
                 <w:szCs w:val="20"/>
               </w:rPr>
@@ -2575,7 +2575,7 @@
             <w:pPr>
               <w:pStyle w:val="NoSpacing"/>
               <w:rPr>
-                <w:rFonts w:ascii="Readex Pro Light" w:hAnsi="Readex Pro Light" w:cs="Readex Pro Light"/>
+                <w:rFonts w:ascii="Tahoma" w:hAnsi="Tahoma" w:cs="Tahoma"/>
                 <w:sz w:val="20"/>
                 <w:szCs w:val="20"/>
               </w:rPr>
@@ -2590,22 +2590,22 @@
             <w:pPr>
               <w:pStyle w:val="NoSpacing"/>
               <w:rPr>
-                <w:rFonts w:ascii="Readex Pro Light" w:hAnsi="Readex Pro Light" w:cs="Readex Pro Light"/>
-                <w:sz w:val="20"/>
-                <w:szCs w:val="20"/>
-              </w:rPr>
-            </w:pPr>
-          </w:p>
-        </w:tc>
-        <w:tc>
-          <w:tcPr>
-            <w:tcW w:w="709" w:type="dxa"/>
-          </w:tcPr>
-          <w:p>
-            <w:pPr>
-              <w:pStyle w:val="NoSpacing"/>
-              <w:rPr>
-                <w:rFonts w:ascii="Readex Pro Light" w:hAnsi="Readex Pro Light" w:cs="Readex Pro Light"/>
+                <w:rFonts w:ascii="Tahoma" w:hAnsi="Tahoma" w:cs="Tahoma"/>
+                <w:sz w:val="20"/>
+                <w:szCs w:val="20"/>
+              </w:rPr>
+            </w:pPr>
+          </w:p>
+        </w:tc>
+        <w:tc>
+          <w:tcPr>
+            <w:tcW w:w="709" w:type="dxa"/>
+          </w:tcPr>
+          <w:p>
+            <w:pPr>
+              <w:pStyle w:val="NoSpacing"/>
+              <w:rPr>
+                <w:rFonts w:ascii="Tahoma" w:hAnsi="Tahoma" w:cs="Tahoma"/>
                 <w:sz w:val="20"/>
                 <w:szCs w:val="20"/>
               </w:rPr>
@@ -2621,7 +2621,7 @@
             <w:pPr>
               <w:pStyle w:val="NoSpacing"/>
               <w:rPr>
-                <w:rFonts w:ascii="Readex Pro Light" w:hAnsi="Readex Pro Light" w:cs="Readex Pro Light"/>
+                <w:rFonts w:ascii="Tahoma" w:hAnsi="Tahoma" w:cs="Tahoma"/>
                 <w:sz w:val="20"/>
                 <w:szCs w:val="20"/>
               </w:rPr>
@@ -2636,7 +2636,7 @@
             <w:pPr>
               <w:pStyle w:val="NoSpacing"/>
               <w:rPr>
-                <w:rFonts w:ascii="Readex Pro Light" w:hAnsi="Readex Pro Light" w:cs="Readex Pro Light"/>
+                <w:rFonts w:ascii="Tahoma" w:hAnsi="Tahoma" w:cs="Tahoma"/>
                 <w:sz w:val="20"/>
                 <w:szCs w:val="20"/>
               </w:rPr>
@@ -2658,14 +2658,14 @@
                 <w:numId w:val="5"/>
               </w:numPr>
               <w:rPr>
-                <w:rFonts w:ascii="Readex Pro Light" w:hAnsi="Readex Pro Light" w:cs="Readex Pro Light"/>
+                <w:rFonts w:ascii="Tahoma" w:hAnsi="Tahoma" w:cs="Tahoma"/>
                 <w:sz w:val="20"/>
                 <w:szCs w:val="20"/>
               </w:rPr>
             </w:pPr>
             <w:r>
               <w:rPr>
-                <w:rFonts w:ascii="Readex Pro Light" w:hAnsi="Readex Pro Light" w:cs="Readex Pro Light"/>
+                <w:rFonts w:ascii="Tahoma" w:hAnsi="Tahoma" w:cs="Tahoma"/>
                 <w:sz w:val="20"/>
                 <w:szCs w:val="20"/>
               </w:rPr>
@@ -2681,7 +2681,7 @@
             <w:pPr>
               <w:pStyle w:val="NoSpacing"/>
               <w:rPr>
-                <w:rFonts w:ascii="Readex Pro Light" w:hAnsi="Readex Pro Light" w:cs="Readex Pro Light"/>
+                <w:rFonts w:ascii="Tahoma" w:hAnsi="Tahoma" w:cs="Tahoma"/>
                 <w:sz w:val="20"/>
                 <w:szCs w:val="20"/>
               </w:rPr>
@@ -2696,22 +2696,22 @@
             <w:pPr>
               <w:pStyle w:val="NoSpacing"/>
               <w:rPr>
-                <w:rFonts w:ascii="Readex Pro Light" w:hAnsi="Readex Pro Light" w:cs="Readex Pro Light"/>
-                <w:sz w:val="20"/>
-                <w:szCs w:val="20"/>
-              </w:rPr>
-            </w:pPr>
-          </w:p>
-        </w:tc>
-        <w:tc>
-          <w:tcPr>
-            <w:tcW w:w="709" w:type="dxa"/>
-          </w:tcPr>
-          <w:p>
-            <w:pPr>
-              <w:pStyle w:val="NoSpacing"/>
-              <w:rPr>
-                <w:rFonts w:ascii="Readex Pro Light" w:hAnsi="Readex Pro Light" w:cs="Readex Pro Light"/>
+                <w:rFonts w:ascii="Tahoma" w:hAnsi="Tahoma" w:cs="Tahoma"/>
+                <w:sz w:val="20"/>
+                <w:szCs w:val="20"/>
+              </w:rPr>
+            </w:pPr>
+          </w:p>
+        </w:tc>
+        <w:tc>
+          <w:tcPr>
+            <w:tcW w:w="709" w:type="dxa"/>
+          </w:tcPr>
+          <w:p>
+            <w:pPr>
+              <w:pStyle w:val="NoSpacing"/>
+              <w:rPr>
+                <w:rFonts w:ascii="Tahoma" w:hAnsi="Tahoma" w:cs="Tahoma"/>
                 <w:sz w:val="20"/>
                 <w:szCs w:val="20"/>
               </w:rPr>
@@ -2727,7 +2727,7 @@
             <w:pPr>
               <w:pStyle w:val="NoSpacing"/>
               <w:rPr>
-                <w:rFonts w:ascii="Readex Pro Light" w:hAnsi="Readex Pro Light" w:cs="Readex Pro Light"/>
+                <w:rFonts w:ascii="Tahoma" w:hAnsi="Tahoma" w:cs="Tahoma"/>
                 <w:sz w:val="20"/>
                 <w:szCs w:val="20"/>
               </w:rPr>
@@ -2742,7 +2742,7 @@
             <w:pPr>
               <w:pStyle w:val="NoSpacing"/>
               <w:rPr>
-                <w:rFonts w:ascii="Readex Pro Light" w:hAnsi="Readex Pro Light" w:cs="Readex Pro Light"/>
+                <w:rFonts w:ascii="Tahoma" w:hAnsi="Tahoma" w:cs="Tahoma"/>
                 <w:sz w:val="20"/>
                 <w:szCs w:val="20"/>
               </w:rPr>
@@ -2760,14 +2760,14 @@
             <w:pPr>
               <w:pStyle w:val="NoSpacing"/>
               <w:rPr>
-                <w:rFonts w:ascii="Readex Pro Light" w:hAnsi="Readex Pro Light" w:cs="Readex Pro Light"/>
+                <w:rFonts w:ascii="Tahoma" w:hAnsi="Tahoma" w:cs="Tahoma"/>
                 <w:sz w:val="20"/>
                 <w:szCs w:val="20"/>
               </w:rPr>
             </w:pPr>
             <w:r>
               <w:rPr>
-                <w:rFonts w:ascii="Readex Pro Light" w:hAnsi="Readex Pro Light" w:cs="Readex Pro Light"/>
+                <w:rFonts w:ascii="Tahoma" w:hAnsi="Tahoma" w:cs="Tahoma"/>
                 <w:sz w:val="20"/>
                 <w:szCs w:val="20"/>
               </w:rPr>
@@ -2783,7 +2783,7 @@
             <w:pPr>
               <w:pStyle w:val="NoSpacing"/>
               <w:rPr>
-                <w:rFonts w:ascii="Readex Pro Light" w:hAnsi="Readex Pro Light" w:cs="Readex Pro Light"/>
+                <w:rFonts w:ascii="Tahoma" w:hAnsi="Tahoma" w:cs="Tahoma"/>
                 <w:sz w:val="20"/>
                 <w:szCs w:val="20"/>
               </w:rPr>
@@ -2798,22 +2798,22 @@
             <w:pPr>
               <w:pStyle w:val="NoSpacing"/>
               <w:rPr>
-                <w:rFonts w:ascii="Readex Pro Light" w:hAnsi="Readex Pro Light" w:cs="Readex Pro Light"/>
-                <w:sz w:val="20"/>
-                <w:szCs w:val="20"/>
-              </w:rPr>
-            </w:pPr>
-          </w:p>
-        </w:tc>
-        <w:tc>
-          <w:tcPr>
-            <w:tcW w:w="709" w:type="dxa"/>
-          </w:tcPr>
-          <w:p>
-            <w:pPr>
-              <w:pStyle w:val="NoSpacing"/>
-              <w:rPr>
-                <w:rFonts w:ascii="Readex Pro Light" w:hAnsi="Readex Pro Light" w:cs="Readex Pro Light"/>
+                <w:rFonts w:ascii="Tahoma" w:hAnsi="Tahoma" w:cs="Tahoma"/>
+                <w:sz w:val="20"/>
+                <w:szCs w:val="20"/>
+              </w:rPr>
+            </w:pPr>
+          </w:p>
+        </w:tc>
+        <w:tc>
+          <w:tcPr>
+            <w:tcW w:w="709" w:type="dxa"/>
+          </w:tcPr>
+          <w:p>
+            <w:pPr>
+              <w:pStyle w:val="NoSpacing"/>
+              <w:rPr>
+                <w:rFonts w:ascii="Tahoma" w:hAnsi="Tahoma" w:cs="Tahoma"/>
                 <w:sz w:val="20"/>
                 <w:szCs w:val="20"/>
               </w:rPr>
@@ -2829,7 +2829,7 @@
             <w:pPr>
               <w:pStyle w:val="NoSpacing"/>
               <w:rPr>
-                <w:rFonts w:ascii="Readex Pro Light" w:hAnsi="Readex Pro Light" w:cs="Readex Pro Light"/>
+                <w:rFonts w:ascii="Tahoma" w:hAnsi="Tahoma" w:cs="Tahoma"/>
                 <w:sz w:val="20"/>
                 <w:szCs w:val="20"/>
               </w:rPr>
@@ -2844,7 +2844,7 @@
             <w:pPr>
               <w:pStyle w:val="NoSpacing"/>
               <w:rPr>
-                <w:rFonts w:ascii="Readex Pro Light" w:hAnsi="Readex Pro Light" w:cs="Readex Pro Light"/>
+                <w:rFonts w:ascii="Tahoma" w:hAnsi="Tahoma" w:cs="Tahoma"/>
                 <w:sz w:val="20"/>
                 <w:szCs w:val="20"/>
               </w:rPr>
@@ -2866,14 +2866,14 @@
                 <w:numId w:val="6"/>
               </w:numPr>
               <w:rPr>
-                <w:rFonts w:ascii="Readex Pro Light" w:hAnsi="Readex Pro Light" w:cs="Readex Pro Light"/>
+                <w:rFonts w:ascii="Tahoma" w:hAnsi="Tahoma" w:cs="Tahoma"/>
                 <w:sz w:val="20"/>
                 <w:szCs w:val="20"/>
               </w:rPr>
             </w:pPr>
             <w:r>
               <w:rPr>
-                <w:rFonts w:ascii="Readex Pro Light" w:hAnsi="Readex Pro Light" w:cs="Readex Pro Light"/>
+                <w:rFonts w:ascii="Tahoma" w:hAnsi="Tahoma" w:cs="Tahoma"/>
                 <w:sz w:val="20"/>
                 <w:szCs w:val="20"/>
               </w:rPr>
@@ -2889,7 +2889,7 @@
             <w:pPr>
               <w:pStyle w:val="NoSpacing"/>
               <w:rPr>
-                <w:rFonts w:ascii="Readex Pro Light" w:hAnsi="Readex Pro Light" w:cs="Readex Pro Light"/>
+                <w:rFonts w:ascii="Tahoma" w:hAnsi="Tahoma" w:cs="Tahoma"/>
                 <w:sz w:val="20"/>
                 <w:szCs w:val="20"/>
               </w:rPr>
@@ -2904,22 +2904,22 @@
             <w:pPr>
               <w:pStyle w:val="NoSpacing"/>
               <w:rPr>
-                <w:rFonts w:ascii="Readex Pro Light" w:hAnsi="Readex Pro Light" w:cs="Readex Pro Light"/>
-                <w:sz w:val="20"/>
-                <w:szCs w:val="20"/>
-              </w:rPr>
-            </w:pPr>
-          </w:p>
-        </w:tc>
-        <w:tc>
-          <w:tcPr>
-            <w:tcW w:w="709" w:type="dxa"/>
-          </w:tcPr>
-          <w:p>
-            <w:pPr>
-              <w:pStyle w:val="NoSpacing"/>
-              <w:rPr>
-                <w:rFonts w:ascii="Readex Pro Light" w:hAnsi="Readex Pro Light" w:cs="Readex Pro Light"/>
+                <w:rFonts w:ascii="Tahoma" w:hAnsi="Tahoma" w:cs="Tahoma"/>
+                <w:sz w:val="20"/>
+                <w:szCs w:val="20"/>
+              </w:rPr>
+            </w:pPr>
+          </w:p>
+        </w:tc>
+        <w:tc>
+          <w:tcPr>
+            <w:tcW w:w="709" w:type="dxa"/>
+          </w:tcPr>
+          <w:p>
+            <w:pPr>
+              <w:pStyle w:val="NoSpacing"/>
+              <w:rPr>
+                <w:rFonts w:ascii="Tahoma" w:hAnsi="Tahoma" w:cs="Tahoma"/>
                 <w:sz w:val="20"/>
                 <w:szCs w:val="20"/>
               </w:rPr>
@@ -2935,7 +2935,7 @@
             <w:pPr>
               <w:pStyle w:val="NoSpacing"/>
               <w:rPr>
-                <w:rFonts w:ascii="Readex Pro Light" w:hAnsi="Readex Pro Light" w:cs="Readex Pro Light"/>
+                <w:rFonts w:ascii="Tahoma" w:hAnsi="Tahoma" w:cs="Tahoma"/>
                 <w:sz w:val="20"/>
                 <w:szCs w:val="20"/>
               </w:rPr>
@@ -2950,7 +2950,7 @@
             <w:pPr>
               <w:pStyle w:val="NoSpacing"/>
               <w:rPr>
-                <w:rFonts w:ascii="Readex Pro Light" w:hAnsi="Readex Pro Light" w:cs="Readex Pro Light"/>
+                <w:rFonts w:ascii="Tahoma" w:hAnsi="Tahoma" w:cs="Tahoma"/>
                 <w:sz w:val="20"/>
                 <w:szCs w:val="20"/>
               </w:rPr>
@@ -2972,14 +2972,14 @@
                 <w:numId w:val="6"/>
               </w:numPr>
               <w:rPr>
-                <w:rFonts w:ascii="Readex Pro Light" w:hAnsi="Readex Pro Light" w:cs="Readex Pro Light"/>
+                <w:rFonts w:ascii="Tahoma" w:hAnsi="Tahoma" w:cs="Tahoma"/>
                 <w:sz w:val="20"/>
                 <w:szCs w:val="20"/>
               </w:rPr>
             </w:pPr>
             <w:r>
               <w:rPr>
-                <w:rFonts w:ascii="Readex Pro Light" w:hAnsi="Readex Pro Light" w:cs="Readex Pro Light"/>
+                <w:rFonts w:ascii="Tahoma" w:hAnsi="Tahoma" w:cs="Tahoma"/>
                 <w:sz w:val="20"/>
                 <w:szCs w:val="20"/>
               </w:rPr>
@@ -2995,7 +2995,7 @@
             <w:pPr>
               <w:pStyle w:val="NoSpacing"/>
               <w:rPr>
-                <w:rFonts w:ascii="Readex Pro Light" w:hAnsi="Readex Pro Light" w:cs="Readex Pro Light"/>
+                <w:rFonts w:ascii="Tahoma" w:hAnsi="Tahoma" w:cs="Tahoma"/>
                 <w:sz w:val="20"/>
                 <w:szCs w:val="20"/>
               </w:rPr>
@@ -3010,22 +3010,22 @@
             <w:pPr>
               <w:pStyle w:val="NoSpacing"/>
               <w:rPr>
-                <w:rFonts w:ascii="Readex Pro Light" w:hAnsi="Readex Pro Light" w:cs="Readex Pro Light"/>
-                <w:sz w:val="20"/>
-                <w:szCs w:val="20"/>
-              </w:rPr>
-            </w:pPr>
-          </w:p>
-        </w:tc>
-        <w:tc>
-          <w:tcPr>
-            <w:tcW w:w="709" w:type="dxa"/>
-          </w:tcPr>
-          <w:p>
-            <w:pPr>
-              <w:pStyle w:val="NoSpacing"/>
-              <w:rPr>
-                <w:rFonts w:ascii="Readex Pro Light" w:hAnsi="Readex Pro Light" w:cs="Readex Pro Light"/>
+                <w:rFonts w:ascii="Tahoma" w:hAnsi="Tahoma" w:cs="Tahoma"/>
+                <w:sz w:val="20"/>
+                <w:szCs w:val="20"/>
+              </w:rPr>
+            </w:pPr>
+          </w:p>
+        </w:tc>
+        <w:tc>
+          <w:tcPr>
+            <w:tcW w:w="709" w:type="dxa"/>
+          </w:tcPr>
+          <w:p>
+            <w:pPr>
+              <w:pStyle w:val="NoSpacing"/>
+              <w:rPr>
+                <w:rFonts w:ascii="Tahoma" w:hAnsi="Tahoma" w:cs="Tahoma"/>
                 <w:sz w:val="20"/>
                 <w:szCs w:val="20"/>
               </w:rPr>
@@ -3041,7 +3041,7 @@
             <w:pPr>
               <w:pStyle w:val="NoSpacing"/>
               <w:rPr>
-                <w:rFonts w:ascii="Readex Pro Light" w:hAnsi="Readex Pro Light" w:cs="Readex Pro Light"/>
+                <w:rFonts w:ascii="Tahoma" w:hAnsi="Tahoma" w:cs="Tahoma"/>
                 <w:sz w:val="20"/>
                 <w:szCs w:val="20"/>
               </w:rPr>
@@ -3056,7 +3056,7 @@
             <w:pPr>
               <w:pStyle w:val="NoSpacing"/>
               <w:rPr>
-                <w:rFonts w:ascii="Readex Pro Light" w:hAnsi="Readex Pro Light" w:cs="Readex Pro Light"/>
+                <w:rFonts w:ascii="Tahoma" w:hAnsi="Tahoma" w:cs="Tahoma"/>
                 <w:sz w:val="20"/>
                 <w:szCs w:val="20"/>
               </w:rPr>
@@ -3074,14 +3074,14 @@
             <w:pPr>
               <w:pStyle w:val="NoSpacing"/>
               <w:rPr>
-                <w:rFonts w:ascii="Readex Pro Light" w:hAnsi="Readex Pro Light" w:cs="Readex Pro Light"/>
+                <w:rFonts w:ascii="Tahoma" w:hAnsi="Tahoma" w:cs="Tahoma"/>
                 <w:sz w:val="20"/>
                 <w:szCs w:val="20"/>
               </w:rPr>
             </w:pPr>
             <w:r>
               <w:rPr>
-                <w:rFonts w:ascii="Readex Pro Light" w:hAnsi="Readex Pro Light" w:cs="Readex Pro Light"/>
+                <w:rFonts w:ascii="Tahoma" w:hAnsi="Tahoma" w:cs="Tahoma"/>
                 <w:sz w:val="20"/>
                 <w:szCs w:val="20"/>
               </w:rPr>
@@ -3097,7 +3097,7 @@
             <w:pPr>
               <w:pStyle w:val="NoSpacing"/>
               <w:rPr>
-                <w:rFonts w:ascii="Readex Pro Light" w:hAnsi="Readex Pro Light" w:cs="Readex Pro Light"/>
+                <w:rFonts w:ascii="Tahoma" w:hAnsi="Tahoma" w:cs="Tahoma"/>
                 <w:sz w:val="20"/>
                 <w:szCs w:val="20"/>
               </w:rPr>
@@ -3112,22 +3112,22 @@
             <w:pPr>
               <w:pStyle w:val="NoSpacing"/>
               <w:rPr>
-                <w:rFonts w:ascii="Readex Pro Light" w:hAnsi="Readex Pro Light" w:cs="Readex Pro Light"/>
-                <w:sz w:val="20"/>
-                <w:szCs w:val="20"/>
-              </w:rPr>
-            </w:pPr>
-          </w:p>
-        </w:tc>
-        <w:tc>
-          <w:tcPr>
-            <w:tcW w:w="709" w:type="dxa"/>
-          </w:tcPr>
-          <w:p>
-            <w:pPr>
-              <w:pStyle w:val="NoSpacing"/>
-              <w:rPr>
-                <w:rFonts w:ascii="Readex Pro Light" w:hAnsi="Readex Pro Light" w:cs="Readex Pro Light"/>
+                <w:rFonts w:ascii="Tahoma" w:hAnsi="Tahoma" w:cs="Tahoma"/>
+                <w:sz w:val="20"/>
+                <w:szCs w:val="20"/>
+              </w:rPr>
+            </w:pPr>
+          </w:p>
+        </w:tc>
+        <w:tc>
+          <w:tcPr>
+            <w:tcW w:w="709" w:type="dxa"/>
+          </w:tcPr>
+          <w:p>
+            <w:pPr>
+              <w:pStyle w:val="NoSpacing"/>
+              <w:rPr>
+                <w:rFonts w:ascii="Tahoma" w:hAnsi="Tahoma" w:cs="Tahoma"/>
                 <w:sz w:val="20"/>
                 <w:szCs w:val="20"/>
               </w:rPr>
@@ -3143,7 +3143,7 @@
             <w:pPr>
               <w:pStyle w:val="NoSpacing"/>
               <w:rPr>
-                <w:rFonts w:ascii="Readex Pro Light" w:hAnsi="Readex Pro Light" w:cs="Readex Pro Light"/>
+                <w:rFonts w:ascii="Tahoma" w:hAnsi="Tahoma" w:cs="Tahoma"/>
                 <w:sz w:val="20"/>
                 <w:szCs w:val="20"/>
               </w:rPr>
@@ -3158,7 +3158,7 @@
             <w:pPr>
               <w:pStyle w:val="NoSpacing"/>
               <w:rPr>
-                <w:rFonts w:ascii="Readex Pro Light" w:hAnsi="Readex Pro Light" w:cs="Readex Pro Light"/>
+                <w:rFonts w:ascii="Tahoma" w:hAnsi="Tahoma" w:cs="Tahoma"/>
                 <w:sz w:val="20"/>
                 <w:szCs w:val="20"/>
               </w:rPr>
@@ -3180,14 +3180,14 @@
                 <w:numId w:val="7"/>
               </w:numPr>
               <w:rPr>
-                <w:rFonts w:ascii="Readex Pro Light" w:hAnsi="Readex Pro Light" w:cs="Readex Pro Light"/>
+                <w:rFonts w:ascii="Tahoma" w:hAnsi="Tahoma" w:cs="Tahoma"/>
                 <w:sz w:val="20"/>
                 <w:szCs w:val="20"/>
               </w:rPr>
             </w:pPr>
             <w:r>
               <w:rPr>
-                <w:rFonts w:ascii="Readex Pro Light" w:hAnsi="Readex Pro Light" w:cs="Readex Pro Light"/>
+                <w:rFonts w:ascii="Tahoma" w:hAnsi="Tahoma" w:cs="Tahoma"/>
                 <w:sz w:val="20"/>
                 <w:szCs w:val="20"/>
               </w:rPr>
@@ -3203,7 +3203,7 @@
             <w:pPr>
               <w:pStyle w:val="NoSpacing"/>
               <w:rPr>
-                <w:rFonts w:ascii="Readex Pro Light" w:hAnsi="Readex Pro Light" w:cs="Readex Pro Light"/>
+                <w:rFonts w:ascii="Tahoma" w:hAnsi="Tahoma" w:cs="Tahoma"/>
                 <w:sz w:val="20"/>
                 <w:szCs w:val="20"/>
               </w:rPr>
@@ -3218,22 +3218,22 @@
             <w:pPr>
               <w:pStyle w:val="NoSpacing"/>
               <w:rPr>
-                <w:rFonts w:ascii="Readex Pro Light" w:hAnsi="Readex Pro Light" w:cs="Readex Pro Light"/>
-                <w:sz w:val="20"/>
-                <w:szCs w:val="20"/>
-              </w:rPr>
-            </w:pPr>
-          </w:p>
-        </w:tc>
-        <w:tc>
-          <w:tcPr>
-            <w:tcW w:w="709" w:type="dxa"/>
-          </w:tcPr>
-          <w:p>
-            <w:pPr>
-              <w:pStyle w:val="NoSpacing"/>
-              <w:rPr>
-                <w:rFonts w:ascii="Readex Pro Light" w:hAnsi="Readex Pro Light" w:cs="Readex Pro Light"/>
+                <w:rFonts w:ascii="Tahoma" w:hAnsi="Tahoma" w:cs="Tahoma"/>
+                <w:sz w:val="20"/>
+                <w:szCs w:val="20"/>
+              </w:rPr>
+            </w:pPr>
+          </w:p>
+        </w:tc>
+        <w:tc>
+          <w:tcPr>
+            <w:tcW w:w="709" w:type="dxa"/>
+          </w:tcPr>
+          <w:p>
+            <w:pPr>
+              <w:pStyle w:val="NoSpacing"/>
+              <w:rPr>
+                <w:rFonts w:ascii="Tahoma" w:hAnsi="Tahoma" w:cs="Tahoma"/>
                 <w:sz w:val="20"/>
                 <w:szCs w:val="20"/>
               </w:rPr>
@@ -3249,7 +3249,7 @@
             <w:pPr>
               <w:pStyle w:val="NoSpacing"/>
               <w:rPr>
-                <w:rFonts w:ascii="Readex Pro Light" w:hAnsi="Readex Pro Light" w:cs="Readex Pro Light"/>
+                <w:rFonts w:ascii="Tahoma" w:hAnsi="Tahoma" w:cs="Tahoma"/>
                 <w:sz w:val="20"/>
                 <w:szCs w:val="20"/>
               </w:rPr>
@@ -3264,7 +3264,7 @@
             <w:pPr>
               <w:pStyle w:val="NoSpacing"/>
               <w:rPr>
-                <w:rFonts w:ascii="Readex Pro Light" w:hAnsi="Readex Pro Light" w:cs="Readex Pro Light"/>
+                <w:rFonts w:ascii="Tahoma" w:hAnsi="Tahoma" w:cs="Tahoma"/>
                 <w:sz w:val="20"/>
                 <w:szCs w:val="20"/>
               </w:rPr>
@@ -3282,14 +3282,14 @@
             <w:pPr>
               <w:pStyle w:val="NoSpacing"/>
               <w:rPr>
-                <w:rFonts w:ascii="Readex Pro Light" w:hAnsi="Readex Pro Light" w:cs="Readex Pro Light"/>
+                <w:rFonts w:ascii="Tahoma" w:hAnsi="Tahoma" w:cs="Tahoma"/>
                 <w:sz w:val="20"/>
                 <w:szCs w:val="20"/>
               </w:rPr>
             </w:pPr>
             <w:r>
               <w:rPr>
-                <w:rFonts w:ascii="Readex Pro Light" w:hAnsi="Readex Pro Light" w:cs="Readex Pro Light"/>
+                <w:rFonts w:ascii="Tahoma" w:hAnsi="Tahoma" w:cs="Tahoma"/>
                 <w:sz w:val="20"/>
                 <w:szCs w:val="20"/>
               </w:rPr>
@@ -3305,7 +3305,7 @@
             <w:pPr>
               <w:pStyle w:val="NoSpacing"/>
               <w:rPr>
-                <w:rFonts w:ascii="Readex Pro Light" w:hAnsi="Readex Pro Light" w:cs="Readex Pro Light"/>
+                <w:rFonts w:ascii="Tahoma" w:hAnsi="Tahoma" w:cs="Tahoma"/>
                 <w:sz w:val="20"/>
                 <w:szCs w:val="20"/>
               </w:rPr>
@@ -3320,22 +3320,22 @@
             <w:pPr>
               <w:pStyle w:val="NoSpacing"/>
               <w:rPr>
-                <w:rFonts w:ascii="Readex Pro Light" w:hAnsi="Readex Pro Light" w:cs="Readex Pro Light"/>
-                <w:sz w:val="20"/>
-                <w:szCs w:val="20"/>
-              </w:rPr>
-            </w:pPr>
-          </w:p>
-        </w:tc>
-        <w:tc>
-          <w:tcPr>
-            <w:tcW w:w="709" w:type="dxa"/>
-          </w:tcPr>
-          <w:p>
-            <w:pPr>
-              <w:pStyle w:val="NoSpacing"/>
-              <w:rPr>
-                <w:rFonts w:ascii="Readex Pro Light" w:hAnsi="Readex Pro Light" w:cs="Readex Pro Light"/>
+                <w:rFonts w:ascii="Tahoma" w:hAnsi="Tahoma" w:cs="Tahoma"/>
+                <w:sz w:val="20"/>
+                <w:szCs w:val="20"/>
+              </w:rPr>
+            </w:pPr>
+          </w:p>
+        </w:tc>
+        <w:tc>
+          <w:tcPr>
+            <w:tcW w:w="709" w:type="dxa"/>
+          </w:tcPr>
+          <w:p>
+            <w:pPr>
+              <w:pStyle w:val="NoSpacing"/>
+              <w:rPr>
+                <w:rFonts w:ascii="Tahoma" w:hAnsi="Tahoma" w:cs="Tahoma"/>
                 <w:sz w:val="20"/>
                 <w:szCs w:val="20"/>
               </w:rPr>
@@ -3351,7 +3351,7 @@
             <w:pPr>
               <w:pStyle w:val="NoSpacing"/>
               <w:rPr>
-                <w:rFonts w:ascii="Readex Pro Light" w:hAnsi="Readex Pro Light" w:cs="Readex Pro Light"/>
+                <w:rFonts w:ascii="Tahoma" w:hAnsi="Tahoma" w:cs="Tahoma"/>
                 <w:sz w:val="20"/>
                 <w:szCs w:val="20"/>
               </w:rPr>
@@ -3366,7 +3366,7 @@
             <w:pPr>
               <w:pStyle w:val="NoSpacing"/>
               <w:rPr>
-                <w:rFonts w:ascii="Readex Pro Light" w:hAnsi="Readex Pro Light" w:cs="Readex Pro Light"/>
+                <w:rFonts w:ascii="Tahoma" w:hAnsi="Tahoma" w:cs="Tahoma"/>
                 <w:sz w:val="20"/>
                 <w:szCs w:val="20"/>
               </w:rPr>
@@ -3388,14 +3388,14 @@
                 <w:numId w:val="7"/>
               </w:numPr>
               <w:rPr>
-                <w:rFonts w:ascii="Readex Pro Light" w:hAnsi="Readex Pro Light" w:cs="Readex Pro Light"/>
+                <w:rFonts w:ascii="Tahoma" w:hAnsi="Tahoma" w:cs="Tahoma"/>
                 <w:sz w:val="20"/>
                 <w:szCs w:val="20"/>
               </w:rPr>
             </w:pPr>
             <w:r>
               <w:rPr>
-                <w:rFonts w:ascii="Readex Pro Light" w:hAnsi="Readex Pro Light" w:cs="Readex Pro Light"/>
+                <w:rFonts w:ascii="Tahoma" w:hAnsi="Tahoma" w:cs="Tahoma"/>
                 <w:sz w:val="20"/>
                 <w:szCs w:val="20"/>
               </w:rPr>
@@ -3412,7 +3412,7 @@
             <w:pPr>
               <w:pStyle w:val="NoSpacing"/>
               <w:rPr>
-                <w:rFonts w:ascii="Readex Pro Light" w:hAnsi="Readex Pro Light" w:cs="Readex Pro Light"/>
+                <w:rFonts w:ascii="Tahoma" w:hAnsi="Tahoma" w:cs="Tahoma"/>
                 <w:sz w:val="20"/>
                 <w:szCs w:val="20"/>
               </w:rPr>
@@ -3427,22 +3427,22 @@
             <w:pPr>
               <w:pStyle w:val="NoSpacing"/>
               <w:rPr>
-                <w:rFonts w:ascii="Readex Pro Light" w:hAnsi="Readex Pro Light" w:cs="Readex Pro Light"/>
-                <w:sz w:val="20"/>
-                <w:szCs w:val="20"/>
-              </w:rPr>
-            </w:pPr>
-          </w:p>
-        </w:tc>
-        <w:tc>
-          <w:tcPr>
-            <w:tcW w:w="709" w:type="dxa"/>
-          </w:tcPr>
-          <w:p>
-            <w:pPr>
-              <w:pStyle w:val="NoSpacing"/>
-              <w:rPr>
-                <w:rFonts w:ascii="Readex Pro Light" w:hAnsi="Readex Pro Light" w:cs="Readex Pro Light"/>
+                <w:rFonts w:ascii="Tahoma" w:hAnsi="Tahoma" w:cs="Tahoma"/>
+                <w:sz w:val="20"/>
+                <w:szCs w:val="20"/>
+              </w:rPr>
+            </w:pPr>
+          </w:p>
+        </w:tc>
+        <w:tc>
+          <w:tcPr>
+            <w:tcW w:w="709" w:type="dxa"/>
+          </w:tcPr>
+          <w:p>
+            <w:pPr>
+              <w:pStyle w:val="NoSpacing"/>
+              <w:rPr>
+                <w:rFonts w:ascii="Tahoma" w:hAnsi="Tahoma" w:cs="Tahoma"/>
                 <w:sz w:val="20"/>
                 <w:szCs w:val="20"/>
               </w:rPr>
@@ -3458,7 +3458,7 @@
             <w:pPr>
               <w:pStyle w:val="NoSpacing"/>
               <w:rPr>
-                <w:rFonts w:ascii="Readex Pro Light" w:hAnsi="Readex Pro Light" w:cs="Readex Pro Light"/>
+                <w:rFonts w:ascii="Tahoma" w:hAnsi="Tahoma" w:cs="Tahoma"/>
                 <w:sz w:val="20"/>
                 <w:szCs w:val="20"/>
               </w:rPr>
@@ -3473,7 +3473,7 @@
             <w:pPr>
               <w:pStyle w:val="NoSpacing"/>
               <w:rPr>
-                <w:rFonts w:ascii="Readex Pro Light" w:hAnsi="Readex Pro Light" w:cs="Readex Pro Light"/>
+                <w:rFonts w:ascii="Tahoma" w:hAnsi="Tahoma" w:cs="Tahoma"/>
                 <w:sz w:val="20"/>
                 <w:szCs w:val="20"/>
               </w:rPr>
@@ -3495,14 +3495,14 @@
                 <w:numId w:val="7"/>
               </w:numPr>
               <w:rPr>
-                <w:rFonts w:ascii="Readex Pro Light" w:hAnsi="Readex Pro Light" w:cs="Readex Pro Light"/>
+                <w:rFonts w:ascii="Tahoma" w:hAnsi="Tahoma" w:cs="Tahoma"/>
                 <w:sz w:val="20"/>
                 <w:szCs w:val="20"/>
               </w:rPr>
             </w:pPr>
             <w:r>
               <w:rPr>
-                <w:rFonts w:ascii="Readex Pro Light" w:hAnsi="Readex Pro Light" w:cs="Readex Pro Light"/>
+                <w:rFonts w:ascii="Tahoma" w:hAnsi="Tahoma" w:cs="Tahoma"/>
                 <w:sz w:val="20"/>
                 <w:szCs w:val="20"/>
               </w:rPr>
@@ -3518,7 +3518,7 @@
             <w:pPr>
               <w:pStyle w:val="NoSpacing"/>
               <w:rPr>
-                <w:rFonts w:ascii="Readex Pro Light" w:hAnsi="Readex Pro Light" w:cs="Readex Pro Light"/>
+                <w:rFonts w:ascii="Tahoma" w:hAnsi="Tahoma" w:cs="Tahoma"/>
                 <w:sz w:val="20"/>
                 <w:szCs w:val="20"/>
               </w:rPr>
@@ -3533,22 +3533,22 @@
             <w:pPr>
               <w:pStyle w:val="NoSpacing"/>
               <w:rPr>
-                <w:rFonts w:ascii="Readex Pro Light" w:hAnsi="Readex Pro Light" w:cs="Readex Pro Light"/>
-                <w:sz w:val="20"/>
-                <w:szCs w:val="20"/>
-              </w:rPr>
-            </w:pPr>
-          </w:p>
-        </w:tc>
-        <w:tc>
-          <w:tcPr>
-            <w:tcW w:w="709" w:type="dxa"/>
-          </w:tcPr>
-          <w:p>
-            <w:pPr>
-              <w:pStyle w:val="NoSpacing"/>
-              <w:rPr>
-                <w:rFonts w:ascii="Readex Pro Light" w:hAnsi="Readex Pro Light" w:cs="Readex Pro Light"/>
+                <w:rFonts w:ascii="Tahoma" w:hAnsi="Tahoma" w:cs="Tahoma"/>
+                <w:sz w:val="20"/>
+                <w:szCs w:val="20"/>
+              </w:rPr>
+            </w:pPr>
+          </w:p>
+        </w:tc>
+        <w:tc>
+          <w:tcPr>
+            <w:tcW w:w="709" w:type="dxa"/>
+          </w:tcPr>
+          <w:p>
+            <w:pPr>
+              <w:pStyle w:val="NoSpacing"/>
+              <w:rPr>
+                <w:rFonts w:ascii="Tahoma" w:hAnsi="Tahoma" w:cs="Tahoma"/>
                 <w:sz w:val="20"/>
                 <w:szCs w:val="20"/>
               </w:rPr>
@@ -3564,7 +3564,7 @@
             <w:pPr>
               <w:pStyle w:val="NoSpacing"/>
               <w:rPr>
-                <w:rFonts w:ascii="Readex Pro Light" w:hAnsi="Readex Pro Light" w:cs="Readex Pro Light"/>
+                <w:rFonts w:ascii="Tahoma" w:hAnsi="Tahoma" w:cs="Tahoma"/>
                 <w:sz w:val="20"/>
                 <w:szCs w:val="20"/>
               </w:rPr>
@@ -3579,7 +3579,7 @@
             <w:pPr>
               <w:pStyle w:val="NoSpacing"/>
               <w:rPr>
-                <w:rFonts w:ascii="Readex Pro Light" w:hAnsi="Readex Pro Light" w:cs="Readex Pro Light"/>
+                <w:rFonts w:ascii="Tahoma" w:hAnsi="Tahoma" w:cs="Tahoma"/>
                 <w:sz w:val="20"/>
                 <w:szCs w:val="20"/>
               </w:rPr>
@@ -3601,14 +3601,14 @@
                 <w:numId w:val="7"/>
               </w:numPr>
               <w:rPr>
-                <w:rFonts w:ascii="Readex Pro Light" w:hAnsi="Readex Pro Light" w:cs="Readex Pro Light"/>
+                <w:rFonts w:ascii="Tahoma" w:hAnsi="Tahoma" w:cs="Tahoma"/>
                 <w:sz w:val="20"/>
                 <w:szCs w:val="20"/>
               </w:rPr>
             </w:pPr>
             <w:r>
               <w:rPr>
-                <w:rFonts w:ascii="Readex Pro Light" w:hAnsi="Readex Pro Light" w:cs="Readex Pro Light"/>
+                <w:rFonts w:ascii="Tahoma" w:hAnsi="Tahoma" w:cs="Tahoma"/>
                 <w:sz w:val="20"/>
                 <w:szCs w:val="20"/>
               </w:rPr>
@@ -3616,7 +3616,7 @@
             </w:r>
             <w:r>
               <w:rPr>
-                <w:rFonts w:ascii="Readex Pro Light" w:hAnsi="Readex Pro Light" w:cs="Readex Pro Light"/>
+                <w:rFonts w:ascii="Tahoma" w:hAnsi="Tahoma" w:cs="Tahoma"/>
                 <w:sz w:val="20"/>
                 <w:szCs w:val="20"/>
                 <w:vertAlign w:val="superscript"/>
@@ -3625,7 +3625,7 @@
             </w:r>
             <w:r>
               <w:rPr>
-                <w:rFonts w:ascii="Readex Pro Light" w:hAnsi="Readex Pro Light" w:cs="Readex Pro Light"/>
+                <w:rFonts w:ascii="Tahoma" w:hAnsi="Tahoma" w:cs="Tahoma"/>
                 <w:sz w:val="20"/>
                 <w:szCs w:val="20"/>
               </w:rPr>
@@ -3641,7 +3641,7 @@
             <w:pPr>
               <w:pStyle w:val="NoSpacing"/>
               <w:rPr>
-                <w:rFonts w:ascii="Readex Pro Light" w:hAnsi="Readex Pro Light" w:cs="Readex Pro Light"/>
+                <w:rFonts w:ascii="Tahoma" w:hAnsi="Tahoma" w:cs="Tahoma"/>
                 <w:sz w:val="20"/>
                 <w:szCs w:val="20"/>
               </w:rPr>
@@ -3656,22 +3656,22 @@
             <w:pPr>
               <w:pStyle w:val="NoSpacing"/>
               <w:rPr>
-                <w:rFonts w:ascii="Readex Pro Light" w:hAnsi="Readex Pro Light" w:cs="Readex Pro Light"/>
-                <w:sz w:val="20"/>
-                <w:szCs w:val="20"/>
-              </w:rPr>
-            </w:pPr>
-          </w:p>
-        </w:tc>
-        <w:tc>
-          <w:tcPr>
-            <w:tcW w:w="709" w:type="dxa"/>
-          </w:tcPr>
-          <w:p>
-            <w:pPr>
-              <w:pStyle w:val="NoSpacing"/>
-              <w:rPr>
-                <w:rFonts w:ascii="Readex Pro Light" w:hAnsi="Readex Pro Light" w:cs="Readex Pro Light"/>
+                <w:rFonts w:ascii="Tahoma" w:hAnsi="Tahoma" w:cs="Tahoma"/>
+                <w:sz w:val="20"/>
+                <w:szCs w:val="20"/>
+              </w:rPr>
+            </w:pPr>
+          </w:p>
+        </w:tc>
+        <w:tc>
+          <w:tcPr>
+            <w:tcW w:w="709" w:type="dxa"/>
+          </w:tcPr>
+          <w:p>
+            <w:pPr>
+              <w:pStyle w:val="NoSpacing"/>
+              <w:rPr>
+                <w:rFonts w:ascii="Tahoma" w:hAnsi="Tahoma" w:cs="Tahoma"/>
                 <w:sz w:val="20"/>
                 <w:szCs w:val="20"/>
               </w:rPr>
@@ -3687,7 +3687,7 @@
             <w:pPr>
               <w:pStyle w:val="NoSpacing"/>
               <w:rPr>
-                <w:rFonts w:ascii="Readex Pro Light" w:hAnsi="Readex Pro Light" w:cs="Readex Pro Light"/>
+                <w:rFonts w:ascii="Tahoma" w:hAnsi="Tahoma" w:cs="Tahoma"/>
                 <w:sz w:val="20"/>
                 <w:szCs w:val="20"/>
               </w:rPr>
@@ -3702,7 +3702,7 @@
             <w:pPr>
               <w:pStyle w:val="NoSpacing"/>
               <w:rPr>
-                <w:rFonts w:ascii="Readex Pro Light" w:hAnsi="Readex Pro Light" w:cs="Readex Pro Light"/>
+                <w:rFonts w:ascii="Tahoma" w:hAnsi="Tahoma" w:cs="Tahoma"/>
                 <w:sz w:val="20"/>
                 <w:szCs w:val="20"/>
               </w:rPr>
@@ -3720,14 +3720,14 @@
             <w:pPr>
               <w:pStyle w:val="NoSpacing"/>
               <w:rPr>
-                <w:rFonts w:ascii="Readex Pro Light" w:hAnsi="Readex Pro Light" w:cs="Readex Pro Light"/>
+                <w:rFonts w:ascii="Tahoma" w:hAnsi="Tahoma" w:cs="Tahoma"/>
                 <w:sz w:val="20"/>
                 <w:szCs w:val="20"/>
               </w:rPr>
             </w:pPr>
             <w:r>
               <w:rPr>
-                <w:rFonts w:ascii="Readex Pro Light" w:hAnsi="Readex Pro Light" w:cs="Readex Pro Light"/>
+                <w:rFonts w:ascii="Tahoma" w:hAnsi="Tahoma" w:cs="Tahoma"/>
                 <w:sz w:val="20"/>
                 <w:szCs w:val="20"/>
               </w:rPr>
@@ -3743,7 +3743,7 @@
             <w:pPr>
               <w:pStyle w:val="NoSpacing"/>
               <w:rPr>
-                <w:rFonts w:ascii="Readex Pro Light" w:hAnsi="Readex Pro Light" w:cs="Readex Pro Light"/>
+                <w:rFonts w:ascii="Tahoma" w:hAnsi="Tahoma" w:cs="Tahoma"/>
                 <w:sz w:val="20"/>
                 <w:szCs w:val="20"/>
               </w:rPr>
@@ -3758,22 +3758,22 @@
             <w:pPr>
               <w:pStyle w:val="NoSpacing"/>
               <w:rPr>
-                <w:rFonts w:ascii="Readex Pro Light" w:hAnsi="Readex Pro Light" w:cs="Readex Pro Light"/>
-                <w:sz w:val="20"/>
-                <w:szCs w:val="20"/>
-              </w:rPr>
-            </w:pPr>
-          </w:p>
-        </w:tc>
-        <w:tc>
-          <w:tcPr>
-            <w:tcW w:w="709" w:type="dxa"/>
-          </w:tcPr>
-          <w:p>
-            <w:pPr>
-              <w:pStyle w:val="NoSpacing"/>
-              <w:rPr>
-                <w:rFonts w:ascii="Readex Pro Light" w:hAnsi="Readex Pro Light" w:cs="Readex Pro Light"/>
+                <w:rFonts w:ascii="Tahoma" w:hAnsi="Tahoma" w:cs="Tahoma"/>
+                <w:sz w:val="20"/>
+                <w:szCs w:val="20"/>
+              </w:rPr>
+            </w:pPr>
+          </w:p>
+        </w:tc>
+        <w:tc>
+          <w:tcPr>
+            <w:tcW w:w="709" w:type="dxa"/>
+          </w:tcPr>
+          <w:p>
+            <w:pPr>
+              <w:pStyle w:val="NoSpacing"/>
+              <w:rPr>
+                <w:rFonts w:ascii="Tahoma" w:hAnsi="Tahoma" w:cs="Tahoma"/>
                 <w:sz w:val="20"/>
                 <w:szCs w:val="20"/>
               </w:rPr>
@@ -3789,7 +3789,7 @@
             <w:pPr>
               <w:pStyle w:val="NoSpacing"/>
               <w:rPr>
-                <w:rFonts w:ascii="Readex Pro Light" w:hAnsi="Readex Pro Light" w:cs="Readex Pro Light"/>
+                <w:rFonts w:ascii="Tahoma" w:hAnsi="Tahoma" w:cs="Tahoma"/>
                 <w:sz w:val="20"/>
                 <w:szCs w:val="20"/>
               </w:rPr>
@@ -3804,7 +3804,7 @@
             <w:pPr>
               <w:pStyle w:val="NoSpacing"/>
               <w:rPr>
-                <w:rFonts w:ascii="Readex Pro Light" w:hAnsi="Readex Pro Light" w:cs="Readex Pro Light"/>
+                <w:rFonts w:ascii="Tahoma" w:hAnsi="Tahoma" w:cs="Tahoma"/>
                 <w:sz w:val="20"/>
                 <w:szCs w:val="20"/>
               </w:rPr>
@@ -3826,14 +3826,14 @@
                 <w:numId w:val="8"/>
               </w:numPr>
               <w:rPr>
-                <w:rFonts w:ascii="Readex Pro Light" w:hAnsi="Readex Pro Light" w:cs="Readex Pro Light"/>
+                <w:rFonts w:ascii="Tahoma" w:hAnsi="Tahoma" w:cs="Tahoma"/>
                 <w:sz w:val="20"/>
                 <w:szCs w:val="20"/>
               </w:rPr>
             </w:pPr>
             <w:r>
               <w:rPr>
-                <w:rFonts w:ascii="Readex Pro Light" w:hAnsi="Readex Pro Light" w:cs="Readex Pro Light"/>
+                <w:rFonts w:ascii="Tahoma" w:hAnsi="Tahoma" w:cs="Tahoma"/>
                 <w:sz w:val="20"/>
                 <w:szCs w:val="20"/>
               </w:rPr>
@@ -3849,7 +3849,7 @@
             <w:pPr>
               <w:pStyle w:val="NoSpacing"/>
               <w:rPr>
-                <w:rFonts w:ascii="Readex Pro Light" w:hAnsi="Readex Pro Light" w:cs="Readex Pro Light"/>
+                <w:rFonts w:ascii="Tahoma" w:hAnsi="Tahoma" w:cs="Tahoma"/>
                 <w:sz w:val="20"/>
                 <w:szCs w:val="20"/>
               </w:rPr>
@@ -3864,22 +3864,22 @@
             <w:pPr>
               <w:pStyle w:val="NoSpacing"/>
               <w:rPr>
-                <w:rFonts w:ascii="Readex Pro Light" w:hAnsi="Readex Pro Light" w:cs="Readex Pro Light"/>
-                <w:sz w:val="20"/>
-                <w:szCs w:val="20"/>
-              </w:rPr>
-            </w:pPr>
-          </w:p>
-        </w:tc>
-        <w:tc>
-          <w:tcPr>
-            <w:tcW w:w="709" w:type="dxa"/>
-          </w:tcPr>
-          <w:p>
-            <w:pPr>
-              <w:pStyle w:val="NoSpacing"/>
-              <w:rPr>
-                <w:rFonts w:ascii="Readex Pro Light" w:hAnsi="Readex Pro Light" w:cs="Readex Pro Light"/>
+                <w:rFonts w:ascii="Tahoma" w:hAnsi="Tahoma" w:cs="Tahoma"/>
+                <w:sz w:val="20"/>
+                <w:szCs w:val="20"/>
+              </w:rPr>
+            </w:pPr>
+          </w:p>
+        </w:tc>
+        <w:tc>
+          <w:tcPr>
+            <w:tcW w:w="709" w:type="dxa"/>
+          </w:tcPr>
+          <w:p>
+            <w:pPr>
+              <w:pStyle w:val="NoSpacing"/>
+              <w:rPr>
+                <w:rFonts w:ascii="Tahoma" w:hAnsi="Tahoma" w:cs="Tahoma"/>
                 <w:sz w:val="20"/>
                 <w:szCs w:val="20"/>
               </w:rPr>
@@ -3895,7 +3895,7 @@
             <w:pPr>
               <w:pStyle w:val="NoSpacing"/>
               <w:rPr>
-                <w:rFonts w:ascii="Readex Pro Light" w:hAnsi="Readex Pro Light" w:cs="Readex Pro Light"/>
+                <w:rFonts w:ascii="Tahoma" w:hAnsi="Tahoma" w:cs="Tahoma"/>
                 <w:sz w:val="20"/>
                 <w:szCs w:val="20"/>
               </w:rPr>
@@ -3910,7 +3910,7 @@
             <w:pPr>
               <w:pStyle w:val="NoSpacing"/>
               <w:rPr>
-                <w:rFonts w:ascii="Readex Pro Light" w:hAnsi="Readex Pro Light" w:cs="Readex Pro Light"/>
+                <w:rFonts w:ascii="Tahoma" w:hAnsi="Tahoma" w:cs="Tahoma"/>
                 <w:sz w:val="20"/>
                 <w:szCs w:val="20"/>
               </w:rPr>
@@ -3932,22 +3932,22 @@
                 <w:numId w:val="8"/>
               </w:numPr>
               <w:rPr>
-                <w:rFonts w:ascii="Readex Pro Light" w:hAnsi="Readex Pro Light" w:cs="Readex Pro Light"/>
-                <w:sz w:val="20"/>
-                <w:szCs w:val="20"/>
-              </w:rPr>
-            </w:pPr>
-          </w:p>
-        </w:tc>
-        <w:tc>
-          <w:tcPr>
-            <w:tcW w:w="709" w:type="dxa"/>
-          </w:tcPr>
-          <w:p>
-            <w:pPr>
-              <w:pStyle w:val="NoSpacing"/>
-              <w:rPr>
-                <w:rFonts w:ascii="Readex Pro Light" w:hAnsi="Readex Pro Light" w:cs="Readex Pro Light"/>
+                <w:rFonts w:ascii="Tahoma" w:hAnsi="Tahoma" w:cs="Tahoma"/>
+                <w:sz w:val="20"/>
+                <w:szCs w:val="20"/>
+              </w:rPr>
+            </w:pPr>
+          </w:p>
+        </w:tc>
+        <w:tc>
+          <w:tcPr>
+            <w:tcW w:w="709" w:type="dxa"/>
+          </w:tcPr>
+          <w:p>
+            <w:pPr>
+              <w:pStyle w:val="NoSpacing"/>
+              <w:rPr>
+                <w:rFonts w:ascii="Tahoma" w:hAnsi="Tahoma" w:cs="Tahoma"/>
                 <w:sz w:val="20"/>
                 <w:szCs w:val="20"/>
               </w:rPr>
@@ -3962,22 +3962,22 @@
             <w:pPr>
               <w:pStyle w:val="NoSpacing"/>
               <w:rPr>
-                <w:rFonts w:ascii="Readex Pro Light" w:hAnsi="Readex Pro Light" w:cs="Readex Pro Light"/>
-                <w:sz w:val="20"/>
-                <w:szCs w:val="20"/>
-              </w:rPr>
-            </w:pPr>
-          </w:p>
-        </w:tc>
-        <w:tc>
-          <w:tcPr>
-            <w:tcW w:w="709" w:type="dxa"/>
-          </w:tcPr>
-          <w:p>
-            <w:pPr>
-              <w:pStyle w:val="NoSpacing"/>
-              <w:rPr>
-                <w:rFonts w:ascii="Readex Pro Light" w:hAnsi="Readex Pro Light" w:cs="Readex Pro Light"/>
+                <w:rFonts w:ascii="Tahoma" w:hAnsi="Tahoma" w:cs="Tahoma"/>
+                <w:sz w:val="20"/>
+                <w:szCs w:val="20"/>
+              </w:rPr>
+            </w:pPr>
+          </w:p>
+        </w:tc>
+        <w:tc>
+          <w:tcPr>
+            <w:tcW w:w="709" w:type="dxa"/>
+          </w:tcPr>
+          <w:p>
+            <w:pPr>
+              <w:pStyle w:val="NoSpacing"/>
+              <w:rPr>
+                <w:rFonts w:ascii="Tahoma" w:hAnsi="Tahoma" w:cs="Tahoma"/>
                 <w:sz w:val="20"/>
                 <w:szCs w:val="20"/>
               </w:rPr>
@@ -3993,7 +3993,7 @@
             <w:pPr>
               <w:pStyle w:val="NoSpacing"/>
               <w:rPr>
-                <w:rFonts w:ascii="Readex Pro Light" w:hAnsi="Readex Pro Light" w:cs="Readex Pro Light"/>
+                <w:rFonts w:ascii="Tahoma" w:hAnsi="Tahoma" w:cs="Tahoma"/>
                 <w:sz w:val="20"/>
                 <w:szCs w:val="20"/>
               </w:rPr>
@@ -4008,7 +4008,7 @@
             <w:pPr>
               <w:pStyle w:val="NoSpacing"/>
               <w:rPr>
-                <w:rFonts w:ascii="Readex Pro Light" w:hAnsi="Readex Pro Light" w:cs="Readex Pro Light"/>
+                <w:rFonts w:ascii="Tahoma" w:hAnsi="Tahoma" w:cs="Tahoma"/>
                 <w:sz w:val="20"/>
                 <w:szCs w:val="20"/>
               </w:rPr>
@@ -4030,22 +4030,22 @@
                 <w:numId w:val="8"/>
               </w:numPr>
               <w:rPr>
-                <w:rFonts w:ascii="Readex Pro Light" w:hAnsi="Readex Pro Light" w:cs="Readex Pro Light"/>
-                <w:sz w:val="20"/>
-                <w:szCs w:val="20"/>
-              </w:rPr>
-            </w:pPr>
-          </w:p>
-        </w:tc>
-        <w:tc>
-          <w:tcPr>
-            <w:tcW w:w="709" w:type="dxa"/>
-          </w:tcPr>
-          <w:p>
-            <w:pPr>
-              <w:pStyle w:val="NoSpacing"/>
-              <w:rPr>
-                <w:rFonts w:ascii="Readex Pro Light" w:hAnsi="Readex Pro Light" w:cs="Readex Pro Light"/>
+                <w:rFonts w:ascii="Tahoma" w:hAnsi="Tahoma" w:cs="Tahoma"/>
+                <w:sz w:val="20"/>
+                <w:szCs w:val="20"/>
+              </w:rPr>
+            </w:pPr>
+          </w:p>
+        </w:tc>
+        <w:tc>
+          <w:tcPr>
+            <w:tcW w:w="709" w:type="dxa"/>
+          </w:tcPr>
+          <w:p>
+            <w:pPr>
+              <w:pStyle w:val="NoSpacing"/>
+              <w:rPr>
+                <w:rFonts w:ascii="Tahoma" w:hAnsi="Tahoma" w:cs="Tahoma"/>
                 <w:sz w:val="20"/>
                 <w:szCs w:val="20"/>
               </w:rPr>
@@ -4060,22 +4060,22 @@
             <w:pPr>
               <w:pStyle w:val="NoSpacing"/>
               <w:rPr>
-                <w:rFonts w:ascii="Readex Pro Light" w:hAnsi="Readex Pro Light" w:cs="Readex Pro Light"/>
-                <w:sz w:val="20"/>
-                <w:szCs w:val="20"/>
-              </w:rPr>
-            </w:pPr>
-          </w:p>
-        </w:tc>
-        <w:tc>
-          <w:tcPr>
-            <w:tcW w:w="709" w:type="dxa"/>
-          </w:tcPr>
-          <w:p>
-            <w:pPr>
-              <w:pStyle w:val="NoSpacing"/>
-              <w:rPr>
-                <w:rFonts w:ascii="Readex Pro Light" w:hAnsi="Readex Pro Light" w:cs="Readex Pro Light"/>
+                <w:rFonts w:ascii="Tahoma" w:hAnsi="Tahoma" w:cs="Tahoma"/>
+                <w:sz w:val="20"/>
+                <w:szCs w:val="20"/>
+              </w:rPr>
+            </w:pPr>
+          </w:p>
+        </w:tc>
+        <w:tc>
+          <w:tcPr>
+            <w:tcW w:w="709" w:type="dxa"/>
+          </w:tcPr>
+          <w:p>
+            <w:pPr>
+              <w:pStyle w:val="NoSpacing"/>
+              <w:rPr>
+                <w:rFonts w:ascii="Tahoma" w:hAnsi="Tahoma" w:cs="Tahoma"/>
                 <w:sz w:val="20"/>
                 <w:szCs w:val="20"/>
               </w:rPr>
@@ -4091,7 +4091,7 @@
             <w:pPr>
               <w:pStyle w:val="NoSpacing"/>
               <w:rPr>
-                <w:rFonts w:ascii="Readex Pro Light" w:hAnsi="Readex Pro Light" w:cs="Readex Pro Light"/>
+                <w:rFonts w:ascii="Tahoma" w:hAnsi="Tahoma" w:cs="Tahoma"/>
                 <w:sz w:val="20"/>
                 <w:szCs w:val="20"/>
               </w:rPr>
@@ -4106,7 +4106,7 @@
             <w:pPr>
               <w:pStyle w:val="NoSpacing"/>
               <w:rPr>
-                <w:rFonts w:ascii="Readex Pro Light" w:hAnsi="Readex Pro Light" w:cs="Readex Pro Light"/>
+                <w:rFonts w:ascii="Tahoma" w:hAnsi="Tahoma" w:cs="Tahoma"/>
                 <w:sz w:val="20"/>
                 <w:szCs w:val="20"/>
               </w:rPr>
@@ -4118,7 +4118,7 @@
     <w:p>
       <w:pPr>
         <w:rPr>
-          <w:rFonts w:ascii="Readex Pro Light" w:hAnsi="Readex Pro Light" w:cs="Readex Pro Light"/>
+          <w:rFonts w:ascii="Tahoma" w:hAnsi="Tahoma" w:cs="Tahoma"/>
         </w:rPr>
       </w:pPr>
     </w:p>
@@ -4244,14 +4244,14 @@
       <w:pStyle w:val="NoSpacing"/>
       <w:jc w:val="center"/>
       <w:rPr>
-        <w:rFonts w:ascii="Readex Pro Medium" w:hAnsi="Readex Pro Medium" w:cs="Readex Pro Medium"/>
+        <w:rFonts w:ascii="Tahoma" w:hAnsi="Tahoma" w:cs="Tahoma"/>
         <w:sz w:val="36"/>
         <w:szCs w:val="36"/>
       </w:rPr>
     </w:pPr>
     <w:r>
       <w:rPr>
-        <w:rFonts w:ascii="Readex Pro Medium" w:hAnsi="Readex Pro Medium" w:cs="Readex Pro Medium"/>
+        <w:rFonts w:ascii="Tahoma" w:hAnsi="Tahoma" w:cs="Tahoma"/>
         <w:noProof/>
         <w:sz w:val="2"/>
         <w:szCs w:val="2"/>
@@ -4324,7 +4324,7 @@
     </w:r>
     <w:r>
       <w:rPr>
-        <w:rFonts w:ascii="Readex Pro Medium" w:hAnsi="Readex Pro Medium" w:cs="Readex Pro Medium"/>
+        <w:rFonts w:ascii="Tahoma" w:hAnsi="Tahoma" w:cs="Tahoma"/>
         <w:sz w:val="36"/>
         <w:szCs w:val="36"/>
       </w:rPr>
@@ -4376,7 +4376,7 @@
         <w:ind w:left="1440" w:hanging="360"/>
       </w:pPr>
       <w:rPr>
-        <w:rFonts w:ascii="Courier New" w:hAnsi="Courier New" w:cs="Courier New" w:hint="default"/>
+        <w:rFonts w:ascii="Tahoma" w:hAnsi="Tahoma" w:cs="Tahoma" w:hint="default"/>
       </w:rPr>
     </w:lvl>
     <w:lvl w:ilvl="2" w:tplc="08090005" w:tentative="1">
@@ -4412,7 +4412,7 @@
         <w:ind w:left="3600" w:hanging="360"/>
       </w:pPr>
       <w:rPr>
-        <w:rFonts w:ascii="Courier New" w:hAnsi="Courier New" w:cs="Courier New" w:hint="default"/>
+        <w:rFonts w:ascii="Tahoma" w:hAnsi="Tahoma" w:cs="Tahoma" w:hint="default"/>
       </w:rPr>
     </w:lvl>
     <w:lvl w:ilvl="5" w:tplc="08090005" w:tentative="1">
@@ -4448,7 +4448,7 @@
         <w:ind w:left="5760" w:hanging="360"/>
       </w:pPr>
       <w:rPr>
-        <w:rFonts w:ascii="Courier New" w:hAnsi="Courier New" w:cs="Courier New" w:hint="default"/>
+        <w:rFonts w:ascii="Tahoma" w:hAnsi="Tahoma" w:cs="Tahoma" w:hint="default"/>
       </w:rPr>
     </w:lvl>
     <w:lvl w:ilvl="8" w:tplc="08090005" w:tentative="1">
@@ -4489,7 +4489,7 @@
         <w:ind w:left="1440" w:hanging="360"/>
       </w:pPr>
       <w:rPr>
-        <w:rFonts w:ascii="Courier New" w:hAnsi="Courier New" w:cs="Courier New" w:hint="default"/>
+        <w:rFonts w:ascii="Tahoma" w:hAnsi="Tahoma" w:cs="Tahoma" w:hint="default"/>
       </w:rPr>
     </w:lvl>
     <w:lvl w:ilvl="2" w:tplc="08090005" w:tentative="1">
@@ -4525,7 +4525,7 @@
         <w:ind w:left="3600" w:hanging="360"/>
       </w:pPr>
       <w:rPr>
-        <w:rFonts w:ascii="Courier New" w:hAnsi="Courier New" w:cs="Courier New" w:hint="default"/>
+        <w:rFonts w:ascii="Tahoma" w:hAnsi="Tahoma" w:cs="Tahoma" w:hint="default"/>
       </w:rPr>
     </w:lvl>
     <w:lvl w:ilvl="5" w:tplc="08090005" w:tentative="1">
@@ -4561,7 +4561,7 @@
         <w:ind w:left="5760" w:hanging="360"/>
       </w:pPr>
       <w:rPr>
-        <w:rFonts w:ascii="Courier New" w:hAnsi="Courier New" w:cs="Courier New" w:hint="default"/>
+        <w:rFonts w:ascii="Tahoma" w:hAnsi="Tahoma" w:cs="Tahoma" w:hint="default"/>
       </w:rPr>
     </w:lvl>
     <w:lvl w:ilvl="8" w:tplc="08090005" w:tentative="1">
@@ -4602,7 +4602,7 @@
         <w:ind w:left="1440" w:hanging="360"/>
       </w:pPr>
       <w:rPr>
-        <w:rFonts w:ascii="Courier New" w:hAnsi="Courier New" w:cs="Courier New" w:hint="default"/>
+        <w:rFonts w:ascii="Tahoma" w:hAnsi="Tahoma" w:cs="Tahoma" w:hint="default"/>
       </w:rPr>
     </w:lvl>
     <w:lvl w:ilvl="2" w:tplc="08090005" w:tentative="1">
@@ -4638,7 +4638,7 @@
         <w:ind w:left="3600" w:hanging="360"/>
       </w:pPr>
       <w:rPr>
-        <w:rFonts w:ascii="Courier New" w:hAnsi="Courier New" w:cs="Courier New" w:hint="default"/>
+        <w:rFonts w:ascii="Tahoma" w:hAnsi="Tahoma" w:cs="Tahoma" w:hint="default"/>
       </w:rPr>
     </w:lvl>
     <w:lvl w:ilvl="5" w:tplc="08090005" w:tentative="1">
@@ -4674,7 +4674,7 @@
         <w:ind w:left="5760" w:hanging="360"/>
       </w:pPr>
       <w:rPr>
-        <w:rFonts w:ascii="Courier New" w:hAnsi="Courier New" w:cs="Courier New" w:hint="default"/>
+        <w:rFonts w:ascii="Tahoma" w:hAnsi="Tahoma" w:cs="Tahoma" w:hint="default"/>
       </w:rPr>
     </w:lvl>
     <w:lvl w:ilvl="8" w:tplc="08090005" w:tentative="1">
@@ -4715,7 +4715,7 @@
         <w:ind w:left="1440" w:hanging="360"/>
       </w:pPr>
       <w:rPr>
-        <w:rFonts w:ascii="Courier New" w:hAnsi="Courier New" w:cs="Courier New" w:hint="default"/>
+        <w:rFonts w:ascii="Tahoma" w:hAnsi="Tahoma" w:cs="Tahoma" w:hint="default"/>
       </w:rPr>
     </w:lvl>
     <w:lvl w:ilvl="2" w:tplc="08090005" w:tentative="1">
@@ -4751,7 +4751,7 @@
         <w:ind w:left="3600" w:hanging="360"/>
       </w:pPr>
       <w:rPr>
-        <w:rFonts w:ascii="Courier New" w:hAnsi="Courier New" w:cs="Courier New" w:hint="default"/>
+        <w:rFonts w:ascii="Tahoma" w:hAnsi="Tahoma" w:cs="Tahoma" w:hint="default"/>
       </w:rPr>
     </w:lvl>
     <w:lvl w:ilvl="5" w:tplc="08090005" w:tentative="1">
@@ -4787,7 +4787,7 @@
         <w:ind w:left="5760" w:hanging="360"/>
       </w:pPr>
       <w:rPr>
-        <w:rFonts w:ascii="Courier New" w:hAnsi="Courier New" w:cs="Courier New" w:hint="default"/>
+        <w:rFonts w:ascii="Tahoma" w:hAnsi="Tahoma" w:cs="Tahoma" w:hint="default"/>
       </w:rPr>
     </w:lvl>
     <w:lvl w:ilvl="8" w:tplc="08090005" w:tentative="1">
@@ -4827,7 +4827,7 @@
         <w:ind w:left="1440" w:hanging="360"/>
       </w:pPr>
       <w:rPr>
-        <w:rFonts w:ascii="Courier New" w:hAnsi="Courier New" w:cs="Courier New" w:hint="default"/>
+        <w:rFonts w:ascii="Tahoma" w:hAnsi="Tahoma" w:cs="Tahoma" w:hint="default"/>
       </w:rPr>
     </w:lvl>
     <w:lvl w:ilvl="2" w:tplc="04090005" w:tentative="1">
@@ -4863,7 +4863,7 @@
         <w:ind w:left="3600" w:hanging="360"/>
       </w:pPr>
       <w:rPr>
-        <w:rFonts w:ascii="Courier New" w:hAnsi="Courier New" w:cs="Courier New" w:hint="default"/>
+        <w:rFonts w:ascii="Tahoma" w:hAnsi="Tahoma" w:cs="Tahoma" w:hint="default"/>
       </w:rPr>
     </w:lvl>
     <w:lvl w:ilvl="5" w:tplc="04090005" w:tentative="1">
@@ -4899,7 +4899,7 @@
         <w:ind w:left="5760" w:hanging="360"/>
       </w:pPr>
       <w:rPr>
-        <w:rFonts w:ascii="Courier New" w:hAnsi="Courier New" w:cs="Courier New" w:hint="default"/>
+        <w:rFonts w:ascii="Tahoma" w:hAnsi="Tahoma" w:cs="Tahoma" w:hint="default"/>
       </w:rPr>
     </w:lvl>
     <w:lvl w:ilvl="8" w:tplc="04090005" w:tentative="1">
@@ -4940,7 +4940,7 @@
         <w:ind w:left="1440" w:hanging="360"/>
       </w:pPr>
       <w:rPr>
-        <w:rFonts w:ascii="Courier New" w:hAnsi="Courier New" w:cs="Courier New" w:hint="default"/>
+        <w:rFonts w:ascii="Tahoma" w:hAnsi="Tahoma" w:cs="Tahoma" w:hint="default"/>
       </w:rPr>
     </w:lvl>
     <w:lvl w:ilvl="2" w:tplc="08090005" w:tentative="1">
@@ -4976,7 +4976,7 @@
         <w:ind w:left="3600" w:hanging="360"/>
       </w:pPr>
       <w:rPr>
-        <w:rFonts w:ascii="Courier New" w:hAnsi="Courier New" w:cs="Courier New" w:hint="default"/>
+        <w:rFonts w:ascii="Tahoma" w:hAnsi="Tahoma" w:cs="Tahoma" w:hint="default"/>
       </w:rPr>
     </w:lvl>
     <w:lvl w:ilvl="5" w:tplc="08090005" w:tentative="1">
@@ -5012,7 +5012,7 @@
         <w:ind w:left="5760" w:hanging="360"/>
       </w:pPr>
       <w:rPr>
-        <w:rFonts w:ascii="Courier New" w:hAnsi="Courier New" w:cs="Courier New" w:hint="default"/>
+        <w:rFonts w:ascii="Tahoma" w:hAnsi="Tahoma" w:cs="Tahoma" w:hint="default"/>
       </w:rPr>
     </w:lvl>
     <w:lvl w:ilvl="8" w:tplc="08090005" w:tentative="1">
@@ -5053,7 +5053,7 @@
         <w:ind w:left="1440" w:hanging="360"/>
       </w:pPr>
       <w:rPr>
-        <w:rFonts w:ascii="Courier New" w:hAnsi="Courier New" w:cs="Courier New" w:hint="default"/>
+        <w:rFonts w:ascii="Tahoma" w:hAnsi="Tahoma" w:cs="Tahoma" w:hint="default"/>
       </w:rPr>
     </w:lvl>
     <w:lvl w:ilvl="2" w:tplc="08090005" w:tentative="1">
@@ -5089,7 +5089,7 @@
         <w:ind w:left="3600" w:hanging="360"/>
       </w:pPr>
       <w:rPr>
-        <w:rFonts w:ascii="Courier New" w:hAnsi="Courier New" w:cs="Courier New" w:hint="default"/>
+        <w:rFonts w:ascii="Tahoma" w:hAnsi="Tahoma" w:cs="Tahoma" w:hint="default"/>
       </w:rPr>
     </w:lvl>
     <w:lvl w:ilvl="5" w:tplc="08090005" w:tentative="1">
@@ -5125,7 +5125,7 @@
         <w:ind w:left="5760" w:hanging="360"/>
       </w:pPr>
       <w:rPr>
-        <w:rFonts w:ascii="Courier New" w:hAnsi="Courier New" w:cs="Courier New" w:hint="default"/>
+        <w:rFonts w:ascii="Tahoma" w:hAnsi="Tahoma" w:cs="Tahoma" w:hint="default"/>
       </w:rPr>
     </w:lvl>
     <w:lvl w:ilvl="8" w:tplc="08090005" w:tentative="1">
@@ -5166,7 +5166,7 @@
         <w:ind w:left="1440" w:hanging="360"/>
       </w:pPr>
       <w:rPr>
-        <w:rFonts w:ascii="Courier New" w:hAnsi="Courier New" w:cs="Courier New" w:hint="default"/>
+        <w:rFonts w:ascii="Tahoma" w:hAnsi="Tahoma" w:cs="Tahoma" w:hint="default"/>
       </w:rPr>
     </w:lvl>
     <w:lvl w:ilvl="2" w:tplc="08090005" w:tentative="1">
@@ -5202,7 +5202,7 @@
         <w:ind w:left="3600" w:hanging="360"/>
       </w:pPr>
       <w:rPr>
-        <w:rFonts w:ascii="Courier New" w:hAnsi="Courier New" w:cs="Courier New" w:hint="default"/>
+        <w:rFonts w:ascii="Tahoma" w:hAnsi="Tahoma" w:cs="Tahoma" w:hint="default"/>
       </w:rPr>
     </w:lvl>
     <w:lvl w:ilvl="5" w:tplc="08090005" w:tentative="1">
@@ -5238,7 +5238,7 @@
         <w:ind w:left="5760" w:hanging="360"/>
       </w:pPr>
       <w:rPr>
-        <w:rFonts w:ascii="Courier New" w:hAnsi="Courier New" w:cs="Courier New" w:hint="default"/>
+        <w:rFonts w:ascii="Tahoma" w:hAnsi="Tahoma" w:cs="Tahoma" w:hint="default"/>
       </w:rPr>
     </w:lvl>
     <w:lvl w:ilvl="8" w:tplc="08090005" w:tentative="1">
@@ -5279,7 +5279,7 @@
         <w:ind w:left="1440" w:hanging="360"/>
       </w:pPr>
       <w:rPr>
-        <w:rFonts w:ascii="Courier New" w:hAnsi="Courier New" w:cs="Courier New" w:hint="default"/>
+        <w:rFonts w:ascii="Tahoma" w:hAnsi="Tahoma" w:cs="Tahoma" w:hint="default"/>
       </w:rPr>
     </w:lvl>
     <w:lvl w:ilvl="2" w:tplc="08090005" w:tentative="1">
@@ -5315,7 +5315,7 @@
         <w:ind w:left="3600" w:hanging="360"/>
       </w:pPr>
       <w:rPr>
-        <w:rFonts w:ascii="Courier New" w:hAnsi="Courier New" w:cs="Courier New" w:hint="default"/>
+        <w:rFonts w:ascii="Tahoma" w:hAnsi="Tahoma" w:cs="Tahoma" w:hint="default"/>
       </w:rPr>
     </w:lvl>
     <w:lvl w:ilvl="5" w:tplc="08090005" w:tentative="1">
@@ -5351,7 +5351,7 @@
         <w:ind w:left="5760" w:hanging="360"/>
       </w:pPr>
       <w:rPr>
-        <w:rFonts w:ascii="Courier New" w:hAnsi="Courier New" w:cs="Courier New" w:hint="default"/>
+        <w:rFonts w:ascii="Tahoma" w:hAnsi="Tahoma" w:cs="Tahoma" w:hint="default"/>
       </w:rPr>
     </w:lvl>
     <w:lvl w:ilvl="8" w:tplc="08090005" w:tentative="1">
@@ -5406,7 +5406,7 @@
         <w:kern w:val="2"/>
         <w:sz w:val="24"/>
         <w:szCs w:val="24"/>
-        <w:lang w:val="en-US" w:eastAsia="en-US" w:bidi="ar-SA"/>
+        <w:lang w:val="en-US" w:eastAsia="Tahoma" w:bidi="ar-SA"/>
         <w14:ligatures w14:val="standardContextual"/>
       </w:rPr>
     </w:rPrDefault>
@@ -7178,7 +7178,7 @@
     </a:clrScheme>
     <a:fontScheme name="Office">
       <a:majorFont>
-        <a:latin typeface="Aptos Display" panose="02110004020202020204"/>
+        <a:latin typeface="Tahoma" panose="02110004020202020204"/>
         <a:ea typeface=""/>
         <a:cs typeface=""/>
         <a:font script="Jpan" typeface="游ゴシック Light"/>
@@ -7230,7 +7230,7 @@
         <a:font script="Tfng" typeface="Ebrima"/>
       </a:majorFont>
       <a:minorFont>
-        <a:latin typeface="Aptos" panose="02110004020202020204"/>
+        <a:latin typeface="Tahoma" panose="02110004020202020204"/>
         <a:ea typeface=""/>
         <a:cs typeface=""/>
         <a:font script="Jpan" typeface="游明朝"/>
